--- a/cv/Qirui_-_resume_2026-10-25_AI-Infra.docx
+++ b/cv/Qirui_-_resume_2026-10-25_AI-Infra.docx
@@ -501,7 +501,7 @@
                                 <w:sz w:val="18"/>
                                 <w:szCs w:val="18"/>
                               </w:rPr>
-                              <w:t xml:space="preserve">AI infrastructure and research leader with 15+ years in AI and large-scale systems; Head of Huawei Central Research Institute (2012 Labs) in Singapore. Led development of the LLM training/inference engine for Huawei’s Pangu models (10x faster than DeepSpeed); directs work on GPU clusters, LLM inference serving, KV/state caching in vLLM and agent memory systems. Earlier built hybrid cloud infrastructure (thousands of VMs) and researched optical switching for data centers and supercomputers. </w:t>
+                              <w:t xml:space="preserve">AI infrastructure and research leader with 15+ years in AI and large-scale systems; Head, Singapore Region of the Computing Technology Research Institute (Huawei 2012 Labs), the frontier technology research arm for Huawei’s Computing Product Line; previously Head of Huawei Central Research Institute in Singapore (2018–2026). Led development of the LLM training/inference engine for Huawei’s Pangu models (10x faster than DeepSpeed); directs work on LLM inference serving, KV/state caching in vLLM and agent memory systems. Earlier built hybrid cloud infrastructure (thousands of VMs) and researched optical switching for data centers and supercomputers. </w:t>
                             </w:r>
                             <w:r>
                               <w:rPr>
@@ -1539,7 +1539,7 @@
                           <w:sz w:val="18"/>
                           <w:szCs w:val="18"/>
                         </w:rPr>
-                        <w:t xml:space="preserve">AI infrastructure and research leader with 15+ years in AI and large-scale systems; Head of Huawei Central Research Institute (2012 Labs) in Singapore. Led development of the LLM training/inference engine for Huawei’s Pangu models (10x faster than DeepSpeed); directs work on GPU clusters, LLM inference serving, KV/state caching in vLLM and agent memory systems. Earlier built hybrid cloud infrastructure (thousands of VMs) and researched optical switching for data centers and supercomputers. </w:t>
+                        <w:t xml:space="preserve">AI infrastructure and research leader with 15+ years in AI and large-scale systems; Head, Singapore Region of the Computing Technology Research Institute (Huawei 2012 Labs), the frontier technology research arm for Huawei’s Computing Product Line; previously Head of Huawei Central Research Institute in Singapore (2018–2026). Led development of the LLM training/inference engine for Huawei’s Pangu models (10x faster than DeepSpeed); directs work on LLM inference serving, KV/state caching in vLLM and agent memory systems. Earlier built hybrid cloud infrastructure (thousands of VMs) and researched optical switching for data centers and supercomputers. </w:t>
                       </w:r>
                       <w:r>
                         <w:rPr>
@@ -2285,13 +2285,30 @@
                             </w:pPr>
                             <w:r>
                               <w:rPr>
-                                <w:b/>
                                 <w:i/>
                                 <w:sz w:val="24"/>
                                 <w:szCs w:val="24"/>
                                 <w:u w:val="single"/>
                               </w:rPr>
-                              <w:t>Head, Singapore Region — Central Research Institute (2012 Labs)</w:t>
+                              <w:t xml:space="preserve">Head, Singapore Region — Computing Technology Research Institute</w:t>
+                            </w:r>
+                          </w:p>
+                          <w:p>
+                            <w:pPr>
+                              <w:spacing w:after="0" w:line="240" w:lineRule="auto"/>
+                              <w:contextualSpacing/>
+                              <w:jc w:val="both"/>
+                              <w:rPr>
+                                <w:sz w:val="24"/>
+                                <w:szCs w:val="24"/>
+                              </w:rPr>
+                            </w:pPr>
+                            <w:r>
+                              <w:rPr>
+                                <w:sz w:val="24"/>
+                                <w:szCs w:val="24"/>
+                              </w:rPr>
+                              <w:t xml:space="preserve">Sept. 2026 – Present. Part of Huawei 2012 Labs; the frontier technology research arm for Huawei’s Computing Product Line.</w:t>
                             </w:r>
                           </w:p>
                           <w:p>
@@ -2315,7 +2332,7 @@
                                 <w:sz w:val="24"/>
                                 <w:szCs w:val="24"/>
                               </w:rPr>
-                              <w:t xml:space="preserve">Set the technical direction and drive end-to-end R&amp;D across LLMs, multimodal and agentic AI, from </w:t>
+                              <w:t xml:space="preserve">Lead the Singapore team’s frontier research on </w:t>
                             </w:r>
                             <w:r>
                               <w:rPr>
@@ -2324,14 +2341,137 @@
                                 <w:sz w:val="24"/>
                                 <w:szCs w:val="24"/>
                               </w:rPr>
-                              <w:t xml:space="preserve">distributed training infrastructure to inference deployment</w:t>
-                            </w:r>
-                            <w:r>
-                              <w:rPr>
-                                <w:sz w:val="24"/>
-                                <w:szCs w:val="24"/>
-                              </w:rPr>
-                              <w:t xml:space="preserve">;</w:t>
+                              <w:t xml:space="preserve">LLM inference systems</w:t>
+                            </w:r>
+                            <w:r>
+                              <w:rPr>
+                                <w:sz w:val="24"/>
+                                <w:szCs w:val="24"/>
+                              </w:rPr>
+                              <w:t xml:space="preserve">: KV/state caching for hybrid models, serving efficiency and agent memory;</w:t>
+                            </w:r>
+                          </w:p>
+                          <w:p>
+                            <w:pPr>
+                              <w:spacing w:after="0" w:line="240" w:lineRule="auto"/>
+                              <w:ind w:left="284"/>
+                              <w:contextualSpacing/>
+                              <w:jc w:val="both"/>
+                              <w:rPr>
+                                <w:b/>
+                                <w:sz w:val="24"/>
+                                <w:szCs w:val="24"/>
+                              </w:rPr>
+                            </w:pPr>
+                            <w:r>
+                              <w:rPr>
+                                <w:b/>
+                                <w:sz w:val="24"/>
+                                <w:szCs w:val="24"/>
+                              </w:rPr>
+                              <w:t xml:space="preserve">Key Achievements: </w:t>
+                            </w:r>
+                          </w:p>
+                          <w:p>
+                            <w:pPr>
+                              <w:pStyle w:val="ListParagraph"/>
+                              <w:numPr>
+                                <w:ilvl w:val="0"/>
+                                <w:numId w:val="4"/>
+                              </w:numPr>
+                              <w:spacing w:after="0" w:line="240" w:lineRule="auto"/>
+                              <w:ind w:left="709" w:hanging="425"/>
+                              <w:rPr>
+                                <w:sz w:val="24"/>
+                                <w:szCs w:val="24"/>
+                              </w:rPr>
+                            </w:pPr>
+                            <w:r>
+                              <w:rPr>
+                                <w:b/>
+                                <w:bCs/>
+                                <w:sz w:val="24"/>
+                                <w:szCs w:val="24"/>
+                              </w:rPr>
+                              <w:t xml:space="preserve">Built a unified KV/recurrent-state prefix cache for hybrid LLMs in vLLM</w:t>
+                            </w:r>
+                            <w:r>
+                              <w:rPr>
+                                <w:sz w:val="24"/>
+                                <w:szCs w:val="24"/>
+                              </w:rPr>
+                              <w:t xml:space="preserve">, restoring cached state with outputs bitwise-identical to recomputation.</w:t>
+                            </w:r>
+                          </w:p>
+                          <w:p>
+                            <w:pPr>
+                              <w:pStyle w:val="ListParagraph"/>
+                              <w:numPr>
+                                <w:ilvl w:val="0"/>
+                                <w:numId w:val="4"/>
+                              </w:numPr>
+                              <w:spacing w:after="0" w:line="240" w:lineRule="auto"/>
+                              <w:ind w:left="709" w:hanging="425"/>
+                              <w:rPr>
+                                <w:sz w:val="24"/>
+                                <w:szCs w:val="24"/>
+                              </w:rPr>
+                            </w:pPr>
+                            <w:r>
+                              <w:rPr>
+                                <w:b/>
+                                <w:bCs/>
+                                <w:sz w:val="24"/>
+                                <w:szCs w:val="24"/>
+                              </w:rPr>
+                              <w:t xml:space="preserve">Lead an agent memory systems program</w:t>
+                            </w:r>
+                            <w:r>
+                              <w:rPr>
+                                <w:sz w:val="24"/>
+                                <w:szCs w:val="24"/>
+                              </w:rPr>
+                              <w:t xml:space="preserve"> covering all three forms of agent memory: symbolic (cross-agent shared memory with learned write, read and eviction gating), latent (joint management of KV cache and recurrent states for hybrid models) and parametric (promoting and demoting knowledge between text, KV cache and LoRA across GPU, DRAM, SSD and HDD tiers).</w:t>
+                            </w:r>
+                          </w:p>
+                          <w:p>
+                            <w:pPr>
+                              <w:spacing w:before="160" w:line="240" w:lineRule="auto"/>
+                              <w:contextualSpacing/>
+                              <w:rPr>
+                                <w:i/>
+                                <w:sz w:val="24"/>
+                                <w:szCs w:val="24"/>
+                                <w:u w:val="single"/>
+                              </w:rPr>
+                            </w:pPr>
+                            <w:r>
+                              <w:rPr>
+                                <w:b/>
+                                <w:i/>
+                                <w:sz w:val="24"/>
+                                <w:szCs w:val="24"/>
+                                <w:u w:val="single"/>
+                              </w:rPr>
+                              <w:t>Head, Singapore Region — Central Research Institute (2012 Labs)</w:t>
+                            </w:r>
+                          </w:p>
+                          <w:p>
+                            <w:pPr>
+                              <w:spacing w:after="0" w:line="240" w:lineRule="auto"/>
+                              <w:contextualSpacing/>
+                              <w:jc w:val="both"/>
+                              <w:rPr>
+                                <w:sz w:val="24"/>
+                                <w:szCs w:val="24"/>
+                              </w:rPr>
+                            </w:pPr>
+                            <w:r>
+                              <w:rPr>
+                                <w:sz w:val="24"/>
+                                <w:szCs w:val="24"/>
+                              </w:rPr>
+                              <w:t xml:space="preserve">Sept. 2018 – Aug. 2026.</w:t>
                             </w:r>
                           </w:p>
                           <w:p>
@@ -2355,7 +2495,7 @@
                                 <w:sz w:val="24"/>
                                 <w:szCs w:val="24"/>
                               </w:rPr>
-                              <w:t xml:space="preserve">Direct research on large GPU clusters for </w:t>
+                              <w:t xml:space="preserve">Set the technical direction and drove end-to-end R&amp;D across LLMs, multimodal and agentic AI, from </w:t>
                             </w:r>
                             <w:r>
                               <w:rPr>
@@ -2364,14 +2504,14 @@
                                 <w:sz w:val="24"/>
                                 <w:szCs w:val="24"/>
                               </w:rPr>
-                              <w:t xml:space="preserve">LLM/multimodal training &amp; inference</w:t>
-                            </w:r>
-                            <w:r>
-                              <w:rPr>
-                                <w:sz w:val="24"/>
-                                <w:szCs w:val="24"/>
-                              </w:rPr>
-                              <w:t xml:space="preserve">: parallelism, mixed precision, long-context serving and KV/state caching;</w:t>
+                              <w:t xml:space="preserve">distributed training infrastructure to inference deployment</w:t>
+                            </w:r>
+                            <w:r>
+                              <w:rPr>
+                                <w:sz w:val="24"/>
+                                <w:szCs w:val="24"/>
+                              </w:rPr>
+                              <w:t xml:space="preserve">, including research on large GPU clusters: parallelism, mixed precision and long-context serving;</w:t>
                             </w:r>
                           </w:p>
                           <w:p>
@@ -2395,7 +2535,7 @@
                                 <w:sz w:val="24"/>
                                 <w:szCs w:val="24"/>
                               </w:rPr>
-                              <w:t xml:space="preserve">Formulate mid/long-term technology strategy and investment portfolios (AI, HPC); lead Singapore’s R&amp;D within a globally distributed institute (UK, Canada, Switzerland, Japan); hire and mentor researchers.</w:t>
+                              <w:t xml:space="preserve">Formulated mid/long-term technology strategy and investment portfolios (AI, HPC); led Singapore’s R&amp;D within a globally distributed institute (UK, Canada, Switzerland, Japan); hired and mentored researchers.</w:t>
                             </w:r>
                           </w:p>
                           <w:p>
@@ -2464,14 +2604,30 @@
                                 <w:sz w:val="24"/>
                                 <w:szCs w:val="24"/>
                               </w:rPr>
-                              <w:t xml:space="preserve">Built a unified KV/recurrent-state prefix cache for hybrid LLMs in vLLM</w:t>
-                            </w:r>
-                            <w:r>
-                              <w:rPr>
-                                <w:sz w:val="24"/>
-                                <w:szCs w:val="24"/>
-                              </w:rPr>
-                              <w:t xml:space="preserve">, restoring cached state with outputs bitwise-identical to recomputation.</w:t>
+                              <w:t xml:space="preserve">Led R&amp;D of a 1.7B-parameter hybrid Mamba-Transformer MoE model</w:t>
+                            </w:r>
+                            <w:r>
+                              <w:rPr>
+                                <w:sz w:val="24"/>
+                                <w:szCs w:val="24"/>
+                              </w:rPr>
+                              <w:t xml:space="preserve"> for unified multimodal understanding and generation (0.39B active parameters): 15.8x faster prefill and 26% less memory than Qwen3.5-2B at 1M-token context. </w:t>
+                            </w:r>
+                            <w:r>
+                              <w:rPr>
+                                <w:b/>
+                                <w:bCs/>
+                                <w:sz w:val="24"/>
+                                <w:szCs w:val="24"/>
+                              </w:rPr>
+                              <w:t xml:space="preserve">Built a Kubernetes-based containerized GPU training cluster</w:t>
+                            </w:r>
+                            <w:r>
+                              <w:rPr>
+                                <w:sz w:val="24"/>
+                                <w:szCs w:val="24"/>
+                              </w:rPr>
+                              <w:t xml:space="preserve"> for its 6.3B version, with containerized training images and a private image registry.</w:t>
                             </w:r>
                           </w:p>
                           <w:p>
@@ -2490,19 +2646,10 @@
                             </w:pPr>
                             <w:r>
                               <w:rPr>
-                                <w:b/>
-                                <w:bCs/>
-                                <w:sz w:val="24"/>
-                                <w:szCs w:val="24"/>
-                              </w:rPr>
-                              <w:t xml:space="preserve">Lead an agent memory systems program</w:t>
-                            </w:r>
-                            <w:r>
-                              <w:rPr>
-                                <w:sz w:val="24"/>
-                                <w:szCs w:val="24"/>
-                              </w:rPr>
-                              <w:t xml:space="preserve"> covering all three forms of agent memory: symbolic (cross-agent shared memory with learned write, read and eviction gating), latent (joint management of KV cache and recurrent states for hybrid models) and parametric (promoting and demoting knowledge between text, KV cache and LoRA across GPU, DRAM, SSD and HDD tiers).</w:t>
+                                <w:sz w:val="24"/>
+                                <w:szCs w:val="24"/>
+                              </w:rPr>
+                              <w:t xml:space="preserve">Founded a world-model research initiative: long-horizon video generation, real-time interactive world generation and 3D scene generation.</w:t>
                             </w:r>
                           </w:p>
                           <w:p>
@@ -2521,35 +2668,10 @@
                             </w:pPr>
                             <w:r>
                               <w:rPr>
-                                <w:b/>
-                                <w:bCs/>
-                                <w:sz w:val="24"/>
-                                <w:szCs w:val="24"/>
-                              </w:rPr>
-                              <w:t xml:space="preserve">Led R&amp;D of a 1.7B-parameter hybrid Mamba-Transformer MoE model</w:t>
-                            </w:r>
-                            <w:r>
-                              <w:rPr>
-                                <w:sz w:val="24"/>
-                                <w:szCs w:val="24"/>
-                              </w:rPr>
-                              <w:t xml:space="preserve"> for unified multimodal understanding and generation (0.39B active parameters): 15.8x faster prefill and 26% less memory than Qwen3.5-2B at 1M-token context. </w:t>
-                            </w:r>
-                            <w:r>
-                              <w:rPr>
-                                <w:b/>
-                                <w:bCs/>
-                                <w:sz w:val="24"/>
-                                <w:szCs w:val="24"/>
-                              </w:rPr>
-                              <w:t xml:space="preserve">Built a Kubernetes-based containerized GPU training cluster</w:t>
-                            </w:r>
-                            <w:r>
-                              <w:rPr>
-                                <w:sz w:val="24"/>
-                                <w:szCs w:val="24"/>
-                              </w:rPr>
-                              <w:t xml:space="preserve"> for its 6.3B version, with containerized training images and a private image registry.</w:t>
+                                <w:sz w:val="24"/>
+                                <w:szCs w:val="24"/>
+                              </w:rPr>
+                              <w:t xml:space="preserve">Founded and built the Singapore lab from the ground up (Singapore region: 40 staff), then handed it over to a Chief Expert; continue to lead a 5-person core team.</w:t>
                             </w:r>
                           </w:p>
                           <w:p>
@@ -2571,7 +2693,180 @@
                                 <w:sz w:val="24"/>
                                 <w:szCs w:val="24"/>
                               </w:rPr>
-                              <w:t xml:space="preserve">Founded and lead a world-model research initiative: long-horizon video generation, real-time interactive world generation and 3D scene generation.</w:t>
+                              <w:t xml:space="preserve">Delivered 10+ partner projects (&gt;USD 10M) and filed 14 patents across AI, on-device intelligence, wearables and sensing.</w:t>
+                            </w:r>
+                          </w:p>
+                          <w:p>
+                            <w:pPr>
+                              <w:spacing w:after="0" w:line="240" w:lineRule="auto"/>
+                              <w:rPr>
+                                <w:sz w:val="28"/>
+                                <w:szCs w:val="28"/>
+                              </w:rPr>
+                            </w:pPr>
+                          </w:p>
+                          <w:p>
+                            <w:pPr>
+                              <w:tabs>
+                                <w:tab w:val="right" w:pos="8222"/>
+                              </w:tabs>
+                              <w:spacing w:after="0" w:line="240" w:lineRule="auto"/>
+                              <w:contextualSpacing/>
+                              <w:rPr>
+                                <w:b/>
+                                <w:sz w:val="24"/>
+                                <w:szCs w:val="24"/>
+                              </w:rPr>
+                            </w:pPr>
+                            <w:r>
+                              <w:rPr>
+                                <w:b/>
+                                <w:sz w:val="28"/>
+                                <w:szCs w:val="28"/>
+                              </w:rPr>
+                              <w:t>Singapore University of Tech. &amp; Design</w:t>
+                            </w:r>
+                            <w:r>
+                              <w:rPr>
+                                <w:b/>
+                                <w:sz w:val="24"/>
+                                <w:szCs w:val="24"/>
+                              </w:rPr>
+                              <w:tab/>
+                            </w:r>
+                            <w:r>
+                              <w:rPr>
+                                <w:b/>
+                                <w:sz w:val="24"/>
+                                <w:szCs w:val="24"/>
+                              </w:rPr>
+                              <w:t>July 2015</w:t>
+                            </w:r>
+                            <w:r>
+                              <w:rPr>
+                                <w:b/>
+                                <w:sz w:val="24"/>
+                                <w:szCs w:val="24"/>
+                              </w:rPr>
+                              <w:t xml:space="preserve"> – </w:t>
+                            </w:r>
+                            <w:r>
+                              <w:rPr>
+                                <w:b/>
+                                <w:sz w:val="24"/>
+                                <w:szCs w:val="24"/>
+                              </w:rPr>
+                              <w:t>Sept. 2018</w:t>
+                            </w:r>
+                          </w:p>
+                          <w:p>
+                            <w:pPr>
+                              <w:spacing w:after="0" w:line="240" w:lineRule="auto"/>
+                              <w:contextualSpacing/>
+                              <w:rPr>
+                                <w:i/>
+                                <w:sz w:val="24"/>
+                                <w:szCs w:val="24"/>
+                                <w:u w:val="single"/>
+                              </w:rPr>
+                            </w:pPr>
+                            <w:r>
+                              <w:rPr>
+                                <w:b/>
+                                <w:i/>
+                                <w:sz w:val="24"/>
+                                <w:szCs w:val="24"/>
+                                <w:u w:val="single"/>
+                              </w:rPr>
+                              <w:t>S</w:t>
+                            </w:r>
+                            <w:r>
+                              <w:rPr>
+                                <w:rFonts w:hint="eastAsia"/>
+                                <w:b/>
+                                <w:i/>
+                                <w:sz w:val="24"/>
+                                <w:szCs w:val="24"/>
+                                <w:u w:val="single"/>
+                              </w:rPr>
+                              <w:t>enior</w:t>
+                            </w:r>
+                            <w:r>
+                              <w:rPr>
+                                <w:b/>
+                                <w:i/>
+                                <w:sz w:val="24"/>
+                                <w:szCs w:val="24"/>
+                                <w:u w:val="single"/>
+                              </w:rPr>
+                              <w:t xml:space="preserve"> </w:t>
+                            </w:r>
+                            <w:r>
+                              <w:rPr>
+                                <w:b/>
+                                <w:i/>
+                                <w:sz w:val="24"/>
+                                <w:szCs w:val="24"/>
+                                <w:u w:val="single"/>
+                              </w:rPr>
+                              <w:t>Specialist</w:t>
+                            </w:r>
+                            <w:r>
+                              <w:rPr>
+                                <w:i/>
+                                <w:sz w:val="24"/>
+                                <w:szCs w:val="24"/>
+                                <w:u w:val="single"/>
+                              </w:rPr>
+                              <w:t>, Network Security &amp; AI</w:t>
+                            </w:r>
+                            <w:r>
+                              <w:rPr>
+                                <w:i/>
+                                <w:sz w:val="24"/>
+                                <w:szCs w:val="24"/>
+                                <w:u w:val="single"/>
+                              </w:rPr>
+                              <w:t xml:space="preserve"> </w:t>
+                            </w:r>
+                          </w:p>
+                          <w:p>
+                            <w:pPr>
+                              <w:spacing w:line="240" w:lineRule="auto"/>
+                              <w:contextualSpacing/>
+                              <w:jc w:val="both"/>
+                              <w:rPr>
+                                <w:sz w:val="24"/>
+                                <w:szCs w:val="24"/>
+                              </w:rPr>
+                            </w:pPr>
+                            <w:r>
+                              <w:rPr>
+                                <w:sz w:val="24"/>
+                                <w:szCs w:val="24"/>
+                              </w:rPr>
+                              <w:t xml:space="preserve">Led research on network security and AI; designed, built and operated the SUTD AI Lab, a research testbed (tens of racks) and hybrid cloud infrastructure (thousands of VMs).</w:t>
+                            </w:r>
+                          </w:p>
+                          <w:p>
+                            <w:pPr>
+                              <w:spacing w:after="0" w:line="240" w:lineRule="auto"/>
+                              <w:ind w:left="284"/>
+                              <w:contextualSpacing/>
+                              <w:jc w:val="both"/>
+                              <w:rPr>
+                                <w:b/>
+                                <w:sz w:val="24"/>
+                                <w:szCs w:val="24"/>
+                              </w:rPr>
+                            </w:pPr>
+                            <w:r>
+                              <w:rPr>
+                                <w:b/>
+                                <w:sz w:val="24"/>
+                                <w:szCs w:val="24"/>
+                              </w:rPr>
+                              <w:t xml:space="preserve">Key Achievements: </w:t>
                             </w:r>
                           </w:p>
                           <w:p>
@@ -2593,7 +2888,7 @@
                                 <w:sz w:val="24"/>
                                 <w:szCs w:val="24"/>
                               </w:rPr>
-                              <w:t xml:space="preserve">Founded and built the Singapore lab from the ground up (Singapore region: 40 staff), then handed it over to a Chief Expert; currently lead a 5-person core team.</w:t>
+                              <w:t xml:space="preserve">Delivered a MINDEF-sponsored research project (SGD 4.677M); led the CISDeM project with 7 research tracks and a team of 20 (8 research fellows, 12 research assistants).</w:t>
                             </w:r>
                           </w:p>
                           <w:p>
@@ -2615,350 +2910,7 @@
                                 <w:sz w:val="24"/>
                                 <w:szCs w:val="24"/>
                               </w:rPr>
-                              <w:t xml:space="preserve">Delivered 10+ partner projects (&gt;USD 10M) and filed 14 patents across AI, on-device intelligence, wearables and sensing.</w:t>
-                            </w:r>
-                          </w:p>
-                          <w:p>
-                            <w:pPr>
-                              <w:spacing w:after="0" w:line="240" w:lineRule="auto"/>
-                              <w:rPr>
-                                <w:sz w:val="28"/>
-                                <w:szCs w:val="28"/>
-                              </w:rPr>
-                            </w:pPr>
-                          </w:p>
-                          <w:p>
-                            <w:pPr>
-                              <w:tabs>
-                                <w:tab w:val="right" w:pos="8222"/>
-                              </w:tabs>
-                              <w:spacing w:after="0" w:line="240" w:lineRule="auto"/>
-                              <w:contextualSpacing/>
-                              <w:rPr>
-                                <w:b/>
-                                <w:sz w:val="24"/>
-                                <w:szCs w:val="24"/>
-                              </w:rPr>
-                            </w:pPr>
-                            <w:r>
-                              <w:rPr>
-                                <w:b/>
-                                <w:sz w:val="28"/>
-                                <w:szCs w:val="28"/>
-                              </w:rPr>
-                              <w:t>Singapore University of Tech. &amp; Design</w:t>
-                            </w:r>
-                            <w:r>
-                              <w:rPr>
-                                <w:b/>
-                                <w:sz w:val="24"/>
-                                <w:szCs w:val="24"/>
-                              </w:rPr>
-                              <w:tab/>
-                            </w:r>
-                            <w:r>
-                              <w:rPr>
-                                <w:b/>
-                                <w:sz w:val="24"/>
-                                <w:szCs w:val="24"/>
-                              </w:rPr>
-                              <w:t>July 2015</w:t>
-                            </w:r>
-                            <w:r>
-                              <w:rPr>
-                                <w:b/>
-                                <w:sz w:val="24"/>
-                                <w:szCs w:val="24"/>
-                              </w:rPr>
-                              <w:t xml:space="preserve"> – </w:t>
-                            </w:r>
-                            <w:r>
-                              <w:rPr>
-                                <w:b/>
-                                <w:sz w:val="24"/>
-                                <w:szCs w:val="24"/>
-                              </w:rPr>
-                              <w:t>Sept. 2018</w:t>
-                            </w:r>
-                          </w:p>
-                          <w:p>
-                            <w:pPr>
-                              <w:spacing w:after="0" w:line="240" w:lineRule="auto"/>
-                              <w:contextualSpacing/>
-                              <w:rPr>
-                                <w:i/>
-                                <w:sz w:val="24"/>
-                                <w:szCs w:val="24"/>
-                                <w:u w:val="single"/>
-                              </w:rPr>
-                            </w:pPr>
-                            <w:r>
-                              <w:rPr>
-                                <w:b/>
-                                <w:i/>
-                                <w:sz w:val="24"/>
-                                <w:szCs w:val="24"/>
-                                <w:u w:val="single"/>
-                              </w:rPr>
-                              <w:t>S</w:t>
-                            </w:r>
-                            <w:r>
-                              <w:rPr>
-                                <w:rFonts w:hint="eastAsia"/>
-                                <w:b/>
-                                <w:i/>
-                                <w:sz w:val="24"/>
-                                <w:szCs w:val="24"/>
-                                <w:u w:val="single"/>
-                              </w:rPr>
-                              <w:t>enior</w:t>
-                            </w:r>
-                            <w:r>
-                              <w:rPr>
-                                <w:b/>
-                                <w:i/>
-                                <w:sz w:val="24"/>
-                                <w:szCs w:val="24"/>
-                                <w:u w:val="single"/>
-                              </w:rPr>
-                              <w:t xml:space="preserve"> </w:t>
-                            </w:r>
-                            <w:r>
-                              <w:rPr>
-                                <w:b/>
-                                <w:i/>
-                                <w:sz w:val="24"/>
-                                <w:szCs w:val="24"/>
-                                <w:u w:val="single"/>
-                              </w:rPr>
-                              <w:t>Specialist</w:t>
-                            </w:r>
-                            <w:r>
-                              <w:rPr>
-                                <w:i/>
-                                <w:sz w:val="24"/>
-                                <w:szCs w:val="24"/>
-                                <w:u w:val="single"/>
-                              </w:rPr>
-                              <w:t>, Network Security &amp; AI</w:t>
-                            </w:r>
-                            <w:r>
-                              <w:rPr>
-                                <w:i/>
-                                <w:sz w:val="24"/>
-                                <w:szCs w:val="24"/>
-                                <w:u w:val="single"/>
-                              </w:rPr>
-                              <w:t xml:space="preserve"> </w:t>
-                            </w:r>
-                          </w:p>
-                          <w:p>
-                            <w:pPr>
-                              <w:spacing w:line="240" w:lineRule="auto"/>
-                              <w:contextualSpacing/>
-                              <w:jc w:val="both"/>
-                              <w:rPr>
-                                <w:sz w:val="24"/>
-                                <w:szCs w:val="24"/>
-                              </w:rPr>
-                            </w:pPr>
-                            <w:r>
-                              <w:rPr>
-                                <w:sz w:val="24"/>
-                                <w:szCs w:val="24"/>
-                              </w:rPr>
-                              <w:t xml:space="preserve">Led research on network security and AI; designed, built and operated the SUTD AI Lab, a research testbed (tens of racks) and hybrid cloud infrastructure (thousands of VMs).</w:t>
-                            </w:r>
-                          </w:p>
-                          <w:p>
-                            <w:pPr>
-                              <w:spacing w:after="0" w:line="240" w:lineRule="auto"/>
-                              <w:ind w:left="284"/>
-                              <w:contextualSpacing/>
-                              <w:jc w:val="both"/>
-                              <w:rPr>
-                                <w:b/>
-                                <w:sz w:val="24"/>
-                                <w:szCs w:val="24"/>
-                              </w:rPr>
-                            </w:pPr>
-                            <w:r>
-                              <w:rPr>
-                                <w:b/>
-                                <w:sz w:val="24"/>
-                                <w:szCs w:val="24"/>
-                              </w:rPr>
-                              <w:t xml:space="preserve">Key Achievements: </w:t>
-                            </w:r>
-                          </w:p>
-                          <w:p>
-                            <w:pPr>
-                              <w:pStyle w:val="ListParagraph"/>
-                              <w:numPr>
-                                <w:ilvl w:val="0"/>
-                                <w:numId w:val="4"/>
-                              </w:numPr>
-                              <w:spacing w:after="0" w:line="240" w:lineRule="auto"/>
-                              <w:ind w:left="709" w:hanging="425"/>
-                              <w:rPr>
-                                <w:sz w:val="24"/>
-                                <w:szCs w:val="24"/>
-                              </w:rPr>
-                            </w:pPr>
-                            <w:r>
-                              <w:rPr>
-                                <w:sz w:val="24"/>
-                                <w:szCs w:val="24"/>
-                              </w:rPr>
-                              <w:t xml:space="preserve">Delivered a MINDEF-sponsored research project (SGD 4.677M); led the CISDeM project with 7 research tracks and a team of 20 (8 research fellows, 12 research assistants).</w:t>
-                            </w:r>
-                          </w:p>
-                          <w:p>
-                            <w:pPr>
-                              <w:pStyle w:val="ListParagraph"/>
-                              <w:numPr>
-                                <w:ilvl w:val="0"/>
-                                <w:numId w:val="4"/>
-                              </w:numPr>
-                              <w:spacing w:after="0" w:line="240" w:lineRule="auto"/>
-                              <w:ind w:left="709" w:hanging="425"/>
-                              <w:rPr>
-                                <w:sz w:val="24"/>
-                                <w:szCs w:val="24"/>
-                              </w:rPr>
-                            </w:pPr>
-                            <w:r>
-                              <w:rPr>
-                                <w:sz w:val="24"/>
-                                <w:szCs w:val="24"/>
-                              </w:rPr>
                               <w:t xml:space="preserve">Designed a next-generation Security Operation Center framework combining big data, IDS, SDN, NFV and machine learning.</w:t>
-                            </w:r>
-                          </w:p>
-                          <w:p>
-                            <w:pPr>
-                              <w:spacing w:after="0" w:line="240" w:lineRule="auto"/>
-                              <w:rPr>
-                                <w:sz w:val="28"/>
-                                <w:szCs w:val="28"/>
-                              </w:rPr>
-                            </w:pPr>
-                          </w:p>
-                          <w:p>
-                            <w:pPr>
-                              <w:tabs>
-                                <w:tab w:val="right" w:pos="8222"/>
-                              </w:tabs>
-                              <w:spacing w:after="0" w:line="240" w:lineRule="auto"/>
-                              <w:contextualSpacing/>
-                              <w:rPr>
-                                <w:b/>
-                                <w:sz w:val="24"/>
-                                <w:szCs w:val="24"/>
-                              </w:rPr>
-                            </w:pPr>
-                            <w:r>
-                              <w:rPr>
-                                <w:b/>
-                                <w:sz w:val="28"/>
-                                <w:szCs w:val="28"/>
-                              </w:rPr>
-                              <w:t xml:space="preserve">Institute for </w:t>
-                            </w:r>
-                            <w:proofErr w:type="spellStart"/>
-                            <w:r>
-                              <w:rPr>
-                                <w:b/>
-                                <w:sz w:val="28"/>
-                                <w:szCs w:val="28"/>
-                              </w:rPr>
-                              <w:t>Infocomm</w:t>
-                            </w:r>
-                            <w:proofErr w:type="spellEnd"/>
-                            <w:r>
-                              <w:rPr>
-                                <w:b/>
-                                <w:sz w:val="28"/>
-                                <w:szCs w:val="28"/>
-                              </w:rPr>
-                              <w:t xml:space="preserve"> Research, A*STAR</w:t>
-                            </w:r>
-                            <w:r>
-                              <w:rPr>
-                                <w:b/>
-                                <w:sz w:val="24"/>
-                                <w:szCs w:val="24"/>
-                              </w:rPr>
-                              <w:tab/>
-                              <w:t xml:space="preserve">Feb 2011 – </w:t>
-                            </w:r>
-                            <w:r>
-                              <w:rPr>
-                                <w:b/>
-                                <w:sz w:val="24"/>
-                                <w:szCs w:val="24"/>
-                              </w:rPr>
-                              <w:t>June 2015</w:t>
-                            </w:r>
-                          </w:p>
-                          <w:p>
-                            <w:pPr>
-                              <w:spacing w:after="0" w:line="240" w:lineRule="auto"/>
-                              <w:contextualSpacing/>
-                              <w:rPr>
-                                <w:i/>
-                                <w:sz w:val="24"/>
-                                <w:szCs w:val="24"/>
-                                <w:u w:val="single"/>
-                              </w:rPr>
-                            </w:pPr>
-                            <w:r>
-                              <w:rPr>
-                                <w:rFonts w:hint="eastAsia"/>
-                                <w:b/>
-                                <w:i/>
-                                <w:sz w:val="24"/>
-                                <w:szCs w:val="24"/>
-                                <w:u w:val="single"/>
-                              </w:rPr>
-                              <w:t>S</w:t>
-                            </w:r>
-                            <w:r>
-                              <w:rPr>
-                                <w:b/>
-                                <w:i/>
-                                <w:sz w:val="24"/>
-                                <w:szCs w:val="24"/>
-                                <w:u w:val="single"/>
-                              </w:rPr>
-                              <w:t>cientist</w:t>
-                            </w:r>
-                            <w:r>
-                              <w:rPr>
-                                <w:i/>
-                                <w:sz w:val="24"/>
-                                <w:szCs w:val="24"/>
-                                <w:u w:val="single"/>
-                              </w:rPr>
-                              <w:t>, Data Center Networks &amp; SDN Technologies</w:t>
-                            </w:r>
-                          </w:p>
-                          <w:p>
-                            <w:pPr>
-                              <w:spacing w:line="240" w:lineRule="auto"/>
-                              <w:contextualSpacing/>
-                              <w:jc w:val="both"/>
-                              <w:rPr>
-                                <w:sz w:val="24"/>
-                                <w:szCs w:val="24"/>
-                              </w:rPr>
-                            </w:pPr>
-                            <w:r>
-                              <w:rPr>
-                                <w:sz w:val="24"/>
-                                <w:szCs w:val="24"/>
-                              </w:rPr>
-                              <w:t xml:space="preserve">Research on optical switching for large-scale data centers and supercomputers, SDN and NFV. Delivered 3 industry/research projects and a photonic switch prototype for large-scale data centers; 10 peer-reviewed papers and 1 patent.</w:t>
                             </w:r>
                           </w:p>
                         </w:txbxContent>
@@ -3110,13 +3062,30 @@
                       </w:pPr>
                       <w:r>
                         <w:rPr>
-                          <w:b/>
                           <w:i/>
                           <w:sz w:val="24"/>
                           <w:szCs w:val="24"/>
                           <w:u w:val="single"/>
                         </w:rPr>
-                        <w:t>Head, Singapore Region — Central Research Institute (2012 Labs)</w:t>
+                        <w:t xml:space="preserve">Head, Singapore Region — Computing Technology Research Institute</w:t>
+                      </w:r>
+                    </w:p>
+                    <w:p>
+                      <w:pPr>
+                        <w:spacing w:after="0" w:line="240" w:lineRule="auto"/>
+                        <w:contextualSpacing/>
+                        <w:jc w:val="both"/>
+                        <w:rPr>
+                          <w:sz w:val="24"/>
+                          <w:szCs w:val="24"/>
+                        </w:rPr>
+                      </w:pPr>
+                      <w:r>
+                        <w:rPr>
+                          <w:sz w:val="24"/>
+                          <w:szCs w:val="24"/>
+                        </w:rPr>
+                        <w:t xml:space="preserve">Sept. 2026 – Present. Part of Huawei 2012 Labs; the frontier technology research arm for Huawei’s Computing Product Line.</w:t>
                       </w:r>
                     </w:p>
                     <w:p>
@@ -3140,7 +3109,7 @@
                           <w:sz w:val="24"/>
                           <w:szCs w:val="24"/>
                         </w:rPr>
-                        <w:t xml:space="preserve">Set the technical direction and drive end-to-end R&amp;D across LLMs, multimodal and agentic AI, from </w:t>
+                        <w:t xml:space="preserve">Lead the Singapore team’s frontier research on </w:t>
                       </w:r>
                       <w:r>
                         <w:rPr>
@@ -3149,14 +3118,137 @@
                           <w:sz w:val="24"/>
                           <w:szCs w:val="24"/>
                         </w:rPr>
-                        <w:t xml:space="preserve">distributed training infrastructure to inference deployment</w:t>
-                      </w:r>
-                      <w:r>
-                        <w:rPr>
-                          <w:sz w:val="24"/>
-                          <w:szCs w:val="24"/>
-                        </w:rPr>
-                        <w:t xml:space="preserve">;</w:t>
+                        <w:t xml:space="preserve">LLM inference systems</w:t>
+                      </w:r>
+                      <w:r>
+                        <w:rPr>
+                          <w:sz w:val="24"/>
+                          <w:szCs w:val="24"/>
+                        </w:rPr>
+                        <w:t xml:space="preserve">: KV/state caching for hybrid models, serving efficiency and agent memory;</w:t>
+                      </w:r>
+                    </w:p>
+                    <w:p>
+                      <w:pPr>
+                        <w:spacing w:after="0" w:line="240" w:lineRule="auto"/>
+                        <w:ind w:left="284"/>
+                        <w:contextualSpacing/>
+                        <w:jc w:val="both"/>
+                        <w:rPr>
+                          <w:b/>
+                          <w:sz w:val="24"/>
+                          <w:szCs w:val="24"/>
+                        </w:rPr>
+                      </w:pPr>
+                      <w:r>
+                        <w:rPr>
+                          <w:b/>
+                          <w:sz w:val="24"/>
+                          <w:szCs w:val="24"/>
+                        </w:rPr>
+                        <w:t xml:space="preserve">Key Achievements: </w:t>
+                      </w:r>
+                    </w:p>
+                    <w:p>
+                      <w:pPr>
+                        <w:pStyle w:val="ListParagraph"/>
+                        <w:numPr>
+                          <w:ilvl w:val="0"/>
+                          <w:numId w:val="4"/>
+                        </w:numPr>
+                        <w:spacing w:after="0" w:line="240" w:lineRule="auto"/>
+                        <w:ind w:left="709" w:hanging="425"/>
+                        <w:rPr>
+                          <w:sz w:val="24"/>
+                          <w:szCs w:val="24"/>
+                        </w:rPr>
+                      </w:pPr>
+                      <w:r>
+                        <w:rPr>
+                          <w:b/>
+                          <w:bCs/>
+                          <w:sz w:val="24"/>
+                          <w:szCs w:val="24"/>
+                        </w:rPr>
+                        <w:t xml:space="preserve">Built a unified KV/recurrent-state prefix cache for hybrid LLMs in vLLM</w:t>
+                      </w:r>
+                      <w:r>
+                        <w:rPr>
+                          <w:sz w:val="24"/>
+                          <w:szCs w:val="24"/>
+                        </w:rPr>
+                        <w:t xml:space="preserve">, restoring cached state with outputs bitwise-identical to recomputation.</w:t>
+                      </w:r>
+                    </w:p>
+                    <w:p>
+                      <w:pPr>
+                        <w:pStyle w:val="ListParagraph"/>
+                        <w:numPr>
+                          <w:ilvl w:val="0"/>
+                          <w:numId w:val="4"/>
+                        </w:numPr>
+                        <w:spacing w:after="0" w:line="240" w:lineRule="auto"/>
+                        <w:ind w:left="709" w:hanging="425"/>
+                        <w:rPr>
+                          <w:sz w:val="24"/>
+                          <w:szCs w:val="24"/>
+                        </w:rPr>
+                      </w:pPr>
+                      <w:r>
+                        <w:rPr>
+                          <w:b/>
+                          <w:bCs/>
+                          <w:sz w:val="24"/>
+                          <w:szCs w:val="24"/>
+                        </w:rPr>
+                        <w:t xml:space="preserve">Lead an agent memory systems program</w:t>
+                      </w:r>
+                      <w:r>
+                        <w:rPr>
+                          <w:sz w:val="24"/>
+                          <w:szCs w:val="24"/>
+                        </w:rPr>
+                        <w:t xml:space="preserve"> covering all three forms of agent memory: symbolic (cross-agent shared memory with learned write, read and eviction gating), latent (joint management of KV cache and recurrent states for hybrid models) and parametric (promoting and demoting knowledge between text, KV cache and LoRA across GPU, DRAM, SSD and HDD tiers).</w:t>
+                      </w:r>
+                    </w:p>
+                    <w:p>
+                      <w:pPr>
+                        <w:spacing w:before="160" w:line="240" w:lineRule="auto"/>
+                        <w:contextualSpacing/>
+                        <w:rPr>
+                          <w:i/>
+                          <w:sz w:val="24"/>
+                          <w:szCs w:val="24"/>
+                          <w:u w:val="single"/>
+                        </w:rPr>
+                      </w:pPr>
+                      <w:r>
+                        <w:rPr>
+                          <w:b/>
+                          <w:i/>
+                          <w:sz w:val="24"/>
+                          <w:szCs w:val="24"/>
+                          <w:u w:val="single"/>
+                        </w:rPr>
+                        <w:t>Head, Singapore Region — Central Research Institute (2012 Labs)</w:t>
+                      </w:r>
+                    </w:p>
+                    <w:p>
+                      <w:pPr>
+                        <w:spacing w:after="0" w:line="240" w:lineRule="auto"/>
+                        <w:contextualSpacing/>
+                        <w:jc w:val="both"/>
+                        <w:rPr>
+                          <w:sz w:val="24"/>
+                          <w:szCs w:val="24"/>
+                        </w:rPr>
+                      </w:pPr>
+                      <w:r>
+                        <w:rPr>
+                          <w:sz w:val="24"/>
+                          <w:szCs w:val="24"/>
+                        </w:rPr>
+                        <w:t xml:space="preserve">Sept. 2018 – Aug. 2026.</w:t>
                       </w:r>
                     </w:p>
                     <w:p>
@@ -3180,7 +3272,7 @@
                           <w:sz w:val="24"/>
                           <w:szCs w:val="24"/>
                         </w:rPr>
-                        <w:t xml:space="preserve">Direct research on large GPU clusters for </w:t>
+                        <w:t xml:space="preserve">Set the technical direction and drove end-to-end R&amp;D across LLMs, multimodal and agentic AI, from </w:t>
                       </w:r>
                       <w:r>
                         <w:rPr>
@@ -3189,14 +3281,14 @@
                           <w:sz w:val="24"/>
                           <w:szCs w:val="24"/>
                         </w:rPr>
-                        <w:t xml:space="preserve">LLM/multimodal training &amp; inference</w:t>
-                      </w:r>
-                      <w:r>
-                        <w:rPr>
-                          <w:sz w:val="24"/>
-                          <w:szCs w:val="24"/>
-                        </w:rPr>
-                        <w:t xml:space="preserve">: parallelism, mixed precision, long-context serving and KV/state caching;</w:t>
+                        <w:t xml:space="preserve">distributed training infrastructure to inference deployment</w:t>
+                      </w:r>
+                      <w:r>
+                        <w:rPr>
+                          <w:sz w:val="24"/>
+                          <w:szCs w:val="24"/>
+                        </w:rPr>
+                        <w:t xml:space="preserve">, including research on large GPU clusters: parallelism, mixed precision and long-context serving;</w:t>
                       </w:r>
                     </w:p>
                     <w:p>
@@ -3220,7 +3312,7 @@
                           <w:sz w:val="24"/>
                           <w:szCs w:val="24"/>
                         </w:rPr>
-                        <w:t xml:space="preserve">Formulate mid/long-term technology strategy and investment portfolios (AI, HPC); lead Singapore’s R&amp;D within a globally distributed institute (UK, Canada, Switzerland, Japan); hire and mentor researchers.</w:t>
+                        <w:t xml:space="preserve">Formulated mid/long-term technology strategy and investment portfolios (AI, HPC); led Singapore’s R&amp;D within a globally distributed institute (UK, Canada, Switzerland, Japan); hired and mentored researchers.</w:t>
                       </w:r>
                     </w:p>
                     <w:p>
@@ -3289,14 +3381,30 @@
                           <w:sz w:val="24"/>
                           <w:szCs w:val="24"/>
                         </w:rPr>
-                        <w:t xml:space="preserve">Built a unified KV/recurrent-state prefix cache for hybrid LLMs in vLLM</w:t>
-                      </w:r>
-                      <w:r>
-                        <w:rPr>
-                          <w:sz w:val="24"/>
-                          <w:szCs w:val="24"/>
-                        </w:rPr>
-                        <w:t xml:space="preserve">, restoring cached state with outputs bitwise-identical to recomputation.</w:t>
+                        <w:t xml:space="preserve">Led R&amp;D of a 1.7B-parameter hybrid Mamba-Transformer MoE model</w:t>
+                      </w:r>
+                      <w:r>
+                        <w:rPr>
+                          <w:sz w:val="24"/>
+                          <w:szCs w:val="24"/>
+                        </w:rPr>
+                        <w:t xml:space="preserve"> for unified multimodal understanding and generation (0.39B active parameters): 15.8x faster prefill and 26% less memory than Qwen3.5-2B at 1M-token context. </w:t>
+                      </w:r>
+                      <w:r>
+                        <w:rPr>
+                          <w:b/>
+                          <w:bCs/>
+                          <w:sz w:val="24"/>
+                          <w:szCs w:val="24"/>
+                        </w:rPr>
+                        <w:t xml:space="preserve">Built a Kubernetes-based containerized GPU training cluster</w:t>
+                      </w:r>
+                      <w:r>
+                        <w:rPr>
+                          <w:sz w:val="24"/>
+                          <w:szCs w:val="24"/>
+                        </w:rPr>
+                        <w:t xml:space="preserve"> for its 6.3B version, with containerized training images and a private image registry.</w:t>
                       </w:r>
                     </w:p>
                     <w:p>
@@ -3315,19 +3423,10 @@
                       </w:pPr>
                       <w:r>
                         <w:rPr>
-                          <w:b/>
-                          <w:bCs/>
-                          <w:sz w:val="24"/>
-                          <w:szCs w:val="24"/>
-                        </w:rPr>
-                        <w:t xml:space="preserve">Lead an agent memory systems program</w:t>
-                      </w:r>
-                      <w:r>
-                        <w:rPr>
-                          <w:sz w:val="24"/>
-                          <w:szCs w:val="24"/>
-                        </w:rPr>
-                        <w:t xml:space="preserve"> covering all three forms of agent memory: symbolic (cross-agent shared memory with learned write, read and eviction gating), latent (joint management of KV cache and recurrent states for hybrid models) and parametric (promoting and demoting knowledge between text, KV cache and LoRA across GPU, DRAM, SSD and HDD tiers).</w:t>
+                          <w:sz w:val="24"/>
+                          <w:szCs w:val="24"/>
+                        </w:rPr>
+                        <w:t xml:space="preserve">Founded a world-model research initiative: long-horizon video generation, real-time interactive world generation and 3D scene generation.</w:t>
                       </w:r>
                     </w:p>
                     <w:p>
@@ -3346,35 +3445,10 @@
                       </w:pPr>
                       <w:r>
                         <w:rPr>
-                          <w:b/>
-                          <w:bCs/>
-                          <w:sz w:val="24"/>
-                          <w:szCs w:val="24"/>
-                        </w:rPr>
-                        <w:t xml:space="preserve">Led R&amp;D of a 1.7B-parameter hybrid Mamba-Transformer MoE model</w:t>
-                      </w:r>
-                      <w:r>
-                        <w:rPr>
-                          <w:sz w:val="24"/>
-                          <w:szCs w:val="24"/>
-                        </w:rPr>
-                        <w:t xml:space="preserve"> for unified multimodal understanding and generation (0.39B active parameters): 15.8x faster prefill and 26% less memory than Qwen3.5-2B at 1M-token context. </w:t>
-                      </w:r>
-                      <w:r>
-                        <w:rPr>
-                          <w:b/>
-                          <w:bCs/>
-                          <w:sz w:val="24"/>
-                          <w:szCs w:val="24"/>
-                        </w:rPr>
-                        <w:t xml:space="preserve">Built a Kubernetes-based containerized GPU training cluster</w:t>
-                      </w:r>
-                      <w:r>
-                        <w:rPr>
-                          <w:sz w:val="24"/>
-                          <w:szCs w:val="24"/>
-                        </w:rPr>
-                        <w:t xml:space="preserve"> for its 6.3B version, with containerized training images and a private image registry.</w:t>
+                          <w:sz w:val="24"/>
+                          <w:szCs w:val="24"/>
+                        </w:rPr>
+                        <w:t xml:space="preserve">Founded and built the Singapore lab from the ground up (Singapore region: 40 staff), then handed it over to a Chief Expert; continue to lead a 5-person core team.</w:t>
                       </w:r>
                     </w:p>
                     <w:p>
@@ -3396,7 +3470,180 @@
                           <w:sz w:val="24"/>
                           <w:szCs w:val="24"/>
                         </w:rPr>
-                        <w:t xml:space="preserve">Founded and lead a world-model research initiative: long-horizon video generation, real-time interactive world generation and 3D scene generation.</w:t>
+                        <w:t xml:space="preserve">Delivered 10+ partner projects (&gt;USD 10M) and filed 14 patents across AI, on-device intelligence, wearables and sensing.</w:t>
+                      </w:r>
+                    </w:p>
+                    <w:p>
+                      <w:pPr>
+                        <w:spacing w:after="0" w:line="240" w:lineRule="auto"/>
+                        <w:rPr>
+                          <w:sz w:val="28"/>
+                          <w:szCs w:val="28"/>
+                        </w:rPr>
+                      </w:pPr>
+                    </w:p>
+                    <w:p>
+                      <w:pPr>
+                        <w:tabs>
+                          <w:tab w:val="right" w:pos="8222"/>
+                        </w:tabs>
+                        <w:spacing w:after="0" w:line="240" w:lineRule="auto"/>
+                        <w:contextualSpacing/>
+                        <w:rPr>
+                          <w:b/>
+                          <w:sz w:val="24"/>
+                          <w:szCs w:val="24"/>
+                        </w:rPr>
+                      </w:pPr>
+                      <w:r>
+                        <w:rPr>
+                          <w:b/>
+                          <w:sz w:val="28"/>
+                          <w:szCs w:val="28"/>
+                        </w:rPr>
+                        <w:t>Singapore University of Tech. &amp; Design</w:t>
+                      </w:r>
+                      <w:r>
+                        <w:rPr>
+                          <w:b/>
+                          <w:sz w:val="24"/>
+                          <w:szCs w:val="24"/>
+                        </w:rPr>
+                        <w:tab/>
+                      </w:r>
+                      <w:r>
+                        <w:rPr>
+                          <w:b/>
+                          <w:sz w:val="24"/>
+                          <w:szCs w:val="24"/>
+                        </w:rPr>
+                        <w:t>July 2015</w:t>
+                      </w:r>
+                      <w:r>
+                        <w:rPr>
+                          <w:b/>
+                          <w:sz w:val="24"/>
+                          <w:szCs w:val="24"/>
+                        </w:rPr>
+                        <w:t xml:space="preserve"> – </w:t>
+                      </w:r>
+                      <w:r>
+                        <w:rPr>
+                          <w:b/>
+                          <w:sz w:val="24"/>
+                          <w:szCs w:val="24"/>
+                        </w:rPr>
+                        <w:t>Sept. 2018</w:t>
+                      </w:r>
+                    </w:p>
+                    <w:p>
+                      <w:pPr>
+                        <w:spacing w:after="0" w:line="240" w:lineRule="auto"/>
+                        <w:contextualSpacing/>
+                        <w:rPr>
+                          <w:i/>
+                          <w:sz w:val="24"/>
+                          <w:szCs w:val="24"/>
+                          <w:u w:val="single"/>
+                        </w:rPr>
+                      </w:pPr>
+                      <w:r>
+                        <w:rPr>
+                          <w:b/>
+                          <w:i/>
+                          <w:sz w:val="24"/>
+                          <w:szCs w:val="24"/>
+                          <w:u w:val="single"/>
+                        </w:rPr>
+                        <w:t>S</w:t>
+                      </w:r>
+                      <w:r>
+                        <w:rPr>
+                          <w:rFonts w:hint="eastAsia"/>
+                          <w:b/>
+                          <w:i/>
+                          <w:sz w:val="24"/>
+                          <w:szCs w:val="24"/>
+                          <w:u w:val="single"/>
+                        </w:rPr>
+                        <w:t>enior</w:t>
+                      </w:r>
+                      <w:r>
+                        <w:rPr>
+                          <w:b/>
+                          <w:i/>
+                          <w:sz w:val="24"/>
+                          <w:szCs w:val="24"/>
+                          <w:u w:val="single"/>
+                        </w:rPr>
+                        <w:t xml:space="preserve"> </w:t>
+                      </w:r>
+                      <w:r>
+                        <w:rPr>
+                          <w:b/>
+                          <w:i/>
+                          <w:sz w:val="24"/>
+                          <w:szCs w:val="24"/>
+                          <w:u w:val="single"/>
+                        </w:rPr>
+                        <w:t>Specialist</w:t>
+                      </w:r>
+                      <w:r>
+                        <w:rPr>
+                          <w:i/>
+                          <w:sz w:val="24"/>
+                          <w:szCs w:val="24"/>
+                          <w:u w:val="single"/>
+                        </w:rPr>
+                        <w:t>, Network Security &amp; AI</w:t>
+                      </w:r>
+                      <w:r>
+                        <w:rPr>
+                          <w:i/>
+                          <w:sz w:val="24"/>
+                          <w:szCs w:val="24"/>
+                          <w:u w:val="single"/>
+                        </w:rPr>
+                        <w:t xml:space="preserve"> </w:t>
+                      </w:r>
+                    </w:p>
+                    <w:p>
+                      <w:pPr>
+                        <w:spacing w:line="240" w:lineRule="auto"/>
+                        <w:contextualSpacing/>
+                        <w:jc w:val="both"/>
+                        <w:rPr>
+                          <w:sz w:val="24"/>
+                          <w:szCs w:val="24"/>
+                        </w:rPr>
+                      </w:pPr>
+                      <w:r>
+                        <w:rPr>
+                          <w:sz w:val="24"/>
+                          <w:szCs w:val="24"/>
+                        </w:rPr>
+                        <w:t xml:space="preserve">Led research on network security and AI; designed, built and operated the SUTD AI Lab, a research testbed (tens of racks) and hybrid cloud infrastructure (thousands of VMs).</w:t>
+                      </w:r>
+                    </w:p>
+                    <w:p>
+                      <w:pPr>
+                        <w:spacing w:after="0" w:line="240" w:lineRule="auto"/>
+                        <w:ind w:left="284"/>
+                        <w:contextualSpacing/>
+                        <w:jc w:val="both"/>
+                        <w:rPr>
+                          <w:b/>
+                          <w:sz w:val="24"/>
+                          <w:szCs w:val="24"/>
+                        </w:rPr>
+                      </w:pPr>
+                      <w:r>
+                        <w:rPr>
+                          <w:b/>
+                          <w:sz w:val="24"/>
+                          <w:szCs w:val="24"/>
+                        </w:rPr>
+                        <w:t xml:space="preserve">Key Achievements: </w:t>
                       </w:r>
                     </w:p>
                     <w:p>
@@ -3418,7 +3665,7 @@
                           <w:sz w:val="24"/>
                           <w:szCs w:val="24"/>
                         </w:rPr>
-                        <w:t xml:space="preserve">Founded and built the Singapore lab from the ground up (Singapore region: 40 staff), then handed it over to a Chief Expert; currently lead a 5-person core team.</w:t>
+                        <w:t xml:space="preserve">Delivered a MINDEF-sponsored research project (SGD 4.677M); led the CISDeM project with 7 research tracks and a team of 20 (8 research fellows, 12 research assistants).</w:t>
                       </w:r>
                     </w:p>
                     <w:p>
@@ -3440,350 +3687,7 @@
                           <w:sz w:val="24"/>
                           <w:szCs w:val="24"/>
                         </w:rPr>
-                        <w:t xml:space="preserve">Delivered 10+ partner projects (&gt;USD 10M) and filed 14 patents across AI, on-device intelligence, wearables and sensing.</w:t>
-                      </w:r>
-                    </w:p>
-                    <w:p>
-                      <w:pPr>
-                        <w:spacing w:after="0" w:line="240" w:lineRule="auto"/>
-                        <w:rPr>
-                          <w:sz w:val="28"/>
-                          <w:szCs w:val="28"/>
-                        </w:rPr>
-                      </w:pPr>
-                    </w:p>
-                    <w:p>
-                      <w:pPr>
-                        <w:tabs>
-                          <w:tab w:val="right" w:pos="8222"/>
-                        </w:tabs>
-                        <w:spacing w:after="0" w:line="240" w:lineRule="auto"/>
-                        <w:contextualSpacing/>
-                        <w:rPr>
-                          <w:b/>
-                          <w:sz w:val="24"/>
-                          <w:szCs w:val="24"/>
-                        </w:rPr>
-                      </w:pPr>
-                      <w:r>
-                        <w:rPr>
-                          <w:b/>
-                          <w:sz w:val="28"/>
-                          <w:szCs w:val="28"/>
-                        </w:rPr>
-                        <w:t>Singapore University of Tech. &amp; Design</w:t>
-                      </w:r>
-                      <w:r>
-                        <w:rPr>
-                          <w:b/>
-                          <w:sz w:val="24"/>
-                          <w:szCs w:val="24"/>
-                        </w:rPr>
-                        <w:tab/>
-                      </w:r>
-                      <w:r>
-                        <w:rPr>
-                          <w:b/>
-                          <w:sz w:val="24"/>
-                          <w:szCs w:val="24"/>
-                        </w:rPr>
-                        <w:t>July 2015</w:t>
-                      </w:r>
-                      <w:r>
-                        <w:rPr>
-                          <w:b/>
-                          <w:sz w:val="24"/>
-                          <w:szCs w:val="24"/>
-                        </w:rPr>
-                        <w:t xml:space="preserve"> – </w:t>
-                      </w:r>
-                      <w:r>
-                        <w:rPr>
-                          <w:b/>
-                          <w:sz w:val="24"/>
-                          <w:szCs w:val="24"/>
-                        </w:rPr>
-                        <w:t>Sept. 2018</w:t>
-                      </w:r>
-                    </w:p>
-                    <w:p>
-                      <w:pPr>
-                        <w:spacing w:after="0" w:line="240" w:lineRule="auto"/>
-                        <w:contextualSpacing/>
-                        <w:rPr>
-                          <w:i/>
-                          <w:sz w:val="24"/>
-                          <w:szCs w:val="24"/>
-                          <w:u w:val="single"/>
-                        </w:rPr>
-                      </w:pPr>
-                      <w:r>
-                        <w:rPr>
-                          <w:b/>
-                          <w:i/>
-                          <w:sz w:val="24"/>
-                          <w:szCs w:val="24"/>
-                          <w:u w:val="single"/>
-                        </w:rPr>
-                        <w:t>S</w:t>
-                      </w:r>
-                      <w:r>
-                        <w:rPr>
-                          <w:rFonts w:hint="eastAsia"/>
-                          <w:b/>
-                          <w:i/>
-                          <w:sz w:val="24"/>
-                          <w:szCs w:val="24"/>
-                          <w:u w:val="single"/>
-                        </w:rPr>
-                        <w:t>enior</w:t>
-                      </w:r>
-                      <w:r>
-                        <w:rPr>
-                          <w:b/>
-                          <w:i/>
-                          <w:sz w:val="24"/>
-                          <w:szCs w:val="24"/>
-                          <w:u w:val="single"/>
-                        </w:rPr>
-                        <w:t xml:space="preserve"> </w:t>
-                      </w:r>
-                      <w:r>
-                        <w:rPr>
-                          <w:b/>
-                          <w:i/>
-                          <w:sz w:val="24"/>
-                          <w:szCs w:val="24"/>
-                          <w:u w:val="single"/>
-                        </w:rPr>
-                        <w:t>Specialist</w:t>
-                      </w:r>
-                      <w:r>
-                        <w:rPr>
-                          <w:i/>
-                          <w:sz w:val="24"/>
-                          <w:szCs w:val="24"/>
-                          <w:u w:val="single"/>
-                        </w:rPr>
-                        <w:t>, Network Security &amp; AI</w:t>
-                      </w:r>
-                      <w:r>
-                        <w:rPr>
-                          <w:i/>
-                          <w:sz w:val="24"/>
-                          <w:szCs w:val="24"/>
-                          <w:u w:val="single"/>
-                        </w:rPr>
-                        <w:t xml:space="preserve"> </w:t>
-                      </w:r>
-                    </w:p>
-                    <w:p>
-                      <w:pPr>
-                        <w:spacing w:line="240" w:lineRule="auto"/>
-                        <w:contextualSpacing/>
-                        <w:jc w:val="both"/>
-                        <w:rPr>
-                          <w:sz w:val="24"/>
-                          <w:szCs w:val="24"/>
-                        </w:rPr>
-                      </w:pPr>
-                      <w:r>
-                        <w:rPr>
-                          <w:sz w:val="24"/>
-                          <w:szCs w:val="24"/>
-                        </w:rPr>
-                        <w:t xml:space="preserve">Led research on network security and AI; designed, built and operated the SUTD AI Lab, a research testbed (tens of racks) and hybrid cloud infrastructure (thousands of VMs).</w:t>
-                      </w:r>
-                    </w:p>
-                    <w:p>
-                      <w:pPr>
-                        <w:spacing w:after="0" w:line="240" w:lineRule="auto"/>
-                        <w:ind w:left="284"/>
-                        <w:contextualSpacing/>
-                        <w:jc w:val="both"/>
-                        <w:rPr>
-                          <w:b/>
-                          <w:sz w:val="24"/>
-                          <w:szCs w:val="24"/>
-                        </w:rPr>
-                      </w:pPr>
-                      <w:r>
-                        <w:rPr>
-                          <w:b/>
-                          <w:sz w:val="24"/>
-                          <w:szCs w:val="24"/>
-                        </w:rPr>
-                        <w:t xml:space="preserve">Key Achievements: </w:t>
-                      </w:r>
-                    </w:p>
-                    <w:p>
-                      <w:pPr>
-                        <w:pStyle w:val="ListParagraph"/>
-                        <w:numPr>
-                          <w:ilvl w:val="0"/>
-                          <w:numId w:val="4"/>
-                        </w:numPr>
-                        <w:spacing w:after="0" w:line="240" w:lineRule="auto"/>
-                        <w:ind w:left="709" w:hanging="425"/>
-                        <w:rPr>
-                          <w:sz w:val="24"/>
-                          <w:szCs w:val="24"/>
-                        </w:rPr>
-                      </w:pPr>
-                      <w:r>
-                        <w:rPr>
-                          <w:sz w:val="24"/>
-                          <w:szCs w:val="24"/>
-                        </w:rPr>
-                        <w:t xml:space="preserve">Delivered a MINDEF-sponsored research project (SGD 4.677M); led the CISDeM project with 7 research tracks and a team of 20 (8 research fellows, 12 research assistants).</w:t>
-                      </w:r>
-                    </w:p>
-                    <w:p>
-                      <w:pPr>
-                        <w:pStyle w:val="ListParagraph"/>
-                        <w:numPr>
-                          <w:ilvl w:val="0"/>
-                          <w:numId w:val="4"/>
-                        </w:numPr>
-                        <w:spacing w:after="0" w:line="240" w:lineRule="auto"/>
-                        <w:ind w:left="709" w:hanging="425"/>
-                        <w:rPr>
-                          <w:sz w:val="24"/>
-                          <w:szCs w:val="24"/>
-                        </w:rPr>
-                      </w:pPr>
-                      <w:r>
-                        <w:rPr>
-                          <w:sz w:val="24"/>
-                          <w:szCs w:val="24"/>
-                        </w:rPr>
                         <w:t xml:space="preserve">Designed a next-generation Security Operation Center framework combining big data, IDS, SDN, NFV and machine learning.</w:t>
-                      </w:r>
-                    </w:p>
-                    <w:p>
-                      <w:pPr>
-                        <w:spacing w:after="0" w:line="240" w:lineRule="auto"/>
-                        <w:rPr>
-                          <w:sz w:val="28"/>
-                          <w:szCs w:val="28"/>
-                        </w:rPr>
-                      </w:pPr>
-                    </w:p>
-                    <w:p>
-                      <w:pPr>
-                        <w:tabs>
-                          <w:tab w:val="right" w:pos="8222"/>
-                        </w:tabs>
-                        <w:spacing w:after="0" w:line="240" w:lineRule="auto"/>
-                        <w:contextualSpacing/>
-                        <w:rPr>
-                          <w:b/>
-                          <w:sz w:val="24"/>
-                          <w:szCs w:val="24"/>
-                        </w:rPr>
-                      </w:pPr>
-                      <w:r>
-                        <w:rPr>
-                          <w:b/>
-                          <w:sz w:val="28"/>
-                          <w:szCs w:val="28"/>
-                        </w:rPr>
-                        <w:t xml:space="preserve">Institute for </w:t>
-                      </w:r>
-                      <w:proofErr w:type="spellStart"/>
-                      <w:r>
-                        <w:rPr>
-                          <w:b/>
-                          <w:sz w:val="28"/>
-                          <w:szCs w:val="28"/>
-                        </w:rPr>
-                        <w:t>Infocomm</w:t>
-                      </w:r>
-                      <w:proofErr w:type="spellEnd"/>
-                      <w:r>
-                        <w:rPr>
-                          <w:b/>
-                          <w:sz w:val="28"/>
-                          <w:szCs w:val="28"/>
-                        </w:rPr>
-                        <w:t xml:space="preserve"> Research, A*STAR</w:t>
-                      </w:r>
-                      <w:r>
-                        <w:rPr>
-                          <w:b/>
-                          <w:sz w:val="24"/>
-                          <w:szCs w:val="24"/>
-                        </w:rPr>
-                        <w:tab/>
-                        <w:t xml:space="preserve">Feb 2011 – </w:t>
-                      </w:r>
-                      <w:r>
-                        <w:rPr>
-                          <w:b/>
-                          <w:sz w:val="24"/>
-                          <w:szCs w:val="24"/>
-                        </w:rPr>
-                        <w:t>June 2015</w:t>
-                      </w:r>
-                    </w:p>
-                    <w:p>
-                      <w:pPr>
-                        <w:spacing w:after="0" w:line="240" w:lineRule="auto"/>
-                        <w:contextualSpacing/>
-                        <w:rPr>
-                          <w:i/>
-                          <w:sz w:val="24"/>
-                          <w:szCs w:val="24"/>
-                          <w:u w:val="single"/>
-                        </w:rPr>
-                      </w:pPr>
-                      <w:r>
-                        <w:rPr>
-                          <w:rFonts w:hint="eastAsia"/>
-                          <w:b/>
-                          <w:i/>
-                          <w:sz w:val="24"/>
-                          <w:szCs w:val="24"/>
-                          <w:u w:val="single"/>
-                        </w:rPr>
-                        <w:t>S</w:t>
-                      </w:r>
-                      <w:r>
-                        <w:rPr>
-                          <w:b/>
-                          <w:i/>
-                          <w:sz w:val="24"/>
-                          <w:szCs w:val="24"/>
-                          <w:u w:val="single"/>
-                        </w:rPr>
-                        <w:t>cientist</w:t>
-                      </w:r>
-                      <w:r>
-                        <w:rPr>
-                          <w:i/>
-                          <w:sz w:val="24"/>
-                          <w:szCs w:val="24"/>
-                          <w:u w:val="single"/>
-                        </w:rPr>
-                        <w:t>, Data Center Networks &amp; SDN Technologies</w:t>
-                      </w:r>
-                    </w:p>
-                    <w:p>
-                      <w:pPr>
-                        <w:spacing w:line="240" w:lineRule="auto"/>
-                        <w:contextualSpacing/>
-                        <w:jc w:val="both"/>
-                        <w:rPr>
-                          <w:sz w:val="24"/>
-                          <w:szCs w:val="24"/>
-                        </w:rPr>
-                      </w:pPr>
-                      <w:r>
-                        <w:rPr>
-                          <w:sz w:val="24"/>
-                          <w:szCs w:val="24"/>
-                        </w:rPr>
-                        <w:t xml:space="preserve">Research on optical switching for large-scale data centers and supercomputers, SDN and NFV. Delivered 3 industry/research projects and a photonic switch prototype for large-scale data centers; 10 peer-reviewed papers and 1 patent.</w:t>
                       </w:r>
                     </w:p>
                   </w:txbxContent>
@@ -4053,6 +3957,132 @@
                               <w:tabs>
                                 <w:tab w:val="right" w:pos="8222"/>
                               </w:tabs>
+                              <w:spacing w:after="0" w:line="240" w:lineRule="auto"/>
+                              <w:contextualSpacing/>
+                              <w:rPr>
+                                <w:b/>
+                                <w:sz w:val="24"/>
+                                <w:szCs w:val="24"/>
+                              </w:rPr>
+                            </w:pPr>
+                            <w:r>
+                              <w:rPr>
+                                <w:b/>
+                                <w:sz w:val="28"/>
+                                <w:szCs w:val="28"/>
+                              </w:rPr>
+                              <w:t xml:space="preserve">Institute for </w:t>
+                            </w:r>
+                            <w:proofErr w:type="spellStart"/>
+                            <w:r>
+                              <w:rPr>
+                                <w:b/>
+                                <w:sz w:val="28"/>
+                                <w:szCs w:val="28"/>
+                              </w:rPr>
+                              <w:t>Infocomm</w:t>
+                            </w:r>
+                            <w:proofErr w:type="spellEnd"/>
+                            <w:r>
+                              <w:rPr>
+                                <w:b/>
+                                <w:sz w:val="28"/>
+                                <w:szCs w:val="28"/>
+                              </w:rPr>
+                              <w:t xml:space="preserve"> Research, A*STAR</w:t>
+                            </w:r>
+                            <w:r>
+                              <w:rPr>
+                                <w:b/>
+                                <w:sz w:val="24"/>
+                                <w:szCs w:val="24"/>
+                              </w:rPr>
+                              <w:tab/>
+                              <w:t xml:space="preserve">Feb 2011 – </w:t>
+                            </w:r>
+                            <w:r>
+                              <w:rPr>
+                                <w:b/>
+                                <w:sz w:val="24"/>
+                                <w:szCs w:val="24"/>
+                              </w:rPr>
+                              <w:t>June 2015</w:t>
+                            </w:r>
+                          </w:p>
+                          <w:p>
+                            <w:pPr>
+                              <w:spacing w:after="0" w:line="240" w:lineRule="auto"/>
+                              <w:contextualSpacing/>
+                              <w:rPr>
+                                <w:i/>
+                                <w:sz w:val="24"/>
+                                <w:szCs w:val="24"/>
+                                <w:u w:val="single"/>
+                              </w:rPr>
+                            </w:pPr>
+                            <w:r>
+                              <w:rPr>
+                                <w:rFonts w:hint="eastAsia"/>
+                                <w:b/>
+                                <w:i/>
+                                <w:sz w:val="24"/>
+                                <w:szCs w:val="24"/>
+                                <w:u w:val="single"/>
+                              </w:rPr>
+                              <w:t>S</w:t>
+                            </w:r>
+                            <w:r>
+                              <w:rPr>
+                                <w:b/>
+                                <w:i/>
+                                <w:sz w:val="24"/>
+                                <w:szCs w:val="24"/>
+                                <w:u w:val="single"/>
+                              </w:rPr>
+                              <w:t>cientist</w:t>
+                            </w:r>
+                            <w:r>
+                              <w:rPr>
+                                <w:i/>
+                                <w:sz w:val="24"/>
+                                <w:szCs w:val="24"/>
+                                <w:u w:val="single"/>
+                              </w:rPr>
+                              <w:t>, Data Center Networks &amp; SDN Technologies</w:t>
+                            </w:r>
+                          </w:p>
+                          <w:p>
+                            <w:pPr>
+                              <w:spacing w:line="240" w:lineRule="auto"/>
+                              <w:contextualSpacing/>
+                              <w:jc w:val="both"/>
+                              <w:rPr>
+                                <w:sz w:val="24"/>
+                                <w:szCs w:val="24"/>
+                              </w:rPr>
+                            </w:pPr>
+                            <w:r>
+                              <w:rPr>
+                                <w:sz w:val="24"/>
+                                <w:szCs w:val="24"/>
+                              </w:rPr>
+                              <w:t xml:space="preserve">Research on optical switching for large-scale data centers and supercomputers, SDN and NFV. Delivered 3 industry/research projects and a photonic switch prototype for large-scale data centers; 10 peer-reviewed papers and 1 patent.</w:t>
+                            </w:r>
+                          </w:p>
+                          <w:p>
+                            <w:pPr>
+                              <w:spacing w:after="0" w:line="240" w:lineRule="auto"/>
+                              <w:rPr>
+                                <w:sz w:val="28"/>
+                                <w:szCs w:val="28"/>
+                              </w:rPr>
+                            </w:pPr>
+                          </w:p>
+                          <w:p>
+                            <w:pPr>
+                              <w:tabs>
+                                <w:tab w:val="right" w:pos="8222"/>
+                              </w:tabs>
                               <w:spacing w:after="120" w:line="240" w:lineRule="auto"/>
                               <w:contextualSpacing/>
                               <w:rPr>
@@ -5181,6 +5211,132 @@
               <v:shape w14:anchorId="2B066DE8" id="Text Box 12" o:spid="_x0000_s1029" type="#_x0000_t202" style="position:absolute;margin-left:92.25pt;margin-top:-66.55pt;width:428.15pt;height:831pt;z-index:251658246;visibility:visible;mso-wrap-style:square;mso-width-percent:0;mso-height-percent:0;mso-wrap-distance-left:9pt;mso-wrap-distance-top:0;mso-wrap-distance-right:9pt;mso-wrap-distance-bottom:0;mso-position-horizontal:absolute;mso-position-horizontal-relative:text;mso-position-vertical:absolute;mso-position-vertical-relative:text;mso-width-percent:0;mso-height-percent:0;mso-width-relative:margin;mso-height-relative:margin;v-text-anchor:top" o:gfxdata="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" stroked="f">
                 <v:textbox>
                   <w:txbxContent>
+                    <w:p>
+                      <w:pPr>
+                        <w:tabs>
+                          <w:tab w:val="right" w:pos="8222"/>
+                        </w:tabs>
+                        <w:spacing w:after="0" w:line="240" w:lineRule="auto"/>
+                        <w:contextualSpacing/>
+                        <w:rPr>
+                          <w:b/>
+                          <w:sz w:val="24"/>
+                          <w:szCs w:val="24"/>
+                        </w:rPr>
+                      </w:pPr>
+                      <w:r>
+                        <w:rPr>
+                          <w:b/>
+                          <w:sz w:val="28"/>
+                          <w:szCs w:val="28"/>
+                        </w:rPr>
+                        <w:t xml:space="preserve">Institute for </w:t>
+                      </w:r>
+                      <w:proofErr w:type="spellStart"/>
+                      <w:r>
+                        <w:rPr>
+                          <w:b/>
+                          <w:sz w:val="28"/>
+                          <w:szCs w:val="28"/>
+                        </w:rPr>
+                        <w:t>Infocomm</w:t>
+                      </w:r>
+                      <w:proofErr w:type="spellEnd"/>
+                      <w:r>
+                        <w:rPr>
+                          <w:b/>
+                          <w:sz w:val="28"/>
+                          <w:szCs w:val="28"/>
+                        </w:rPr>
+                        <w:t xml:space="preserve"> Research, A*STAR</w:t>
+                      </w:r>
+                      <w:r>
+                        <w:rPr>
+                          <w:b/>
+                          <w:sz w:val="24"/>
+                          <w:szCs w:val="24"/>
+                        </w:rPr>
+                        <w:tab/>
+                        <w:t xml:space="preserve">Feb 2011 – </w:t>
+                      </w:r>
+                      <w:r>
+                        <w:rPr>
+                          <w:b/>
+                          <w:sz w:val="24"/>
+                          <w:szCs w:val="24"/>
+                        </w:rPr>
+                        <w:t>June 2015</w:t>
+                      </w:r>
+                    </w:p>
+                    <w:p>
+                      <w:pPr>
+                        <w:spacing w:after="0" w:line="240" w:lineRule="auto"/>
+                        <w:contextualSpacing/>
+                        <w:rPr>
+                          <w:i/>
+                          <w:sz w:val="24"/>
+                          <w:szCs w:val="24"/>
+                          <w:u w:val="single"/>
+                        </w:rPr>
+                      </w:pPr>
+                      <w:r>
+                        <w:rPr>
+                          <w:rFonts w:hint="eastAsia"/>
+                          <w:b/>
+                          <w:i/>
+                          <w:sz w:val="24"/>
+                          <w:szCs w:val="24"/>
+                          <w:u w:val="single"/>
+                        </w:rPr>
+                        <w:t>S</w:t>
+                      </w:r>
+                      <w:r>
+                        <w:rPr>
+                          <w:b/>
+                          <w:i/>
+                          <w:sz w:val="24"/>
+                          <w:szCs w:val="24"/>
+                          <w:u w:val="single"/>
+                        </w:rPr>
+                        <w:t>cientist</w:t>
+                      </w:r>
+                      <w:r>
+                        <w:rPr>
+                          <w:i/>
+                          <w:sz w:val="24"/>
+                          <w:szCs w:val="24"/>
+                          <w:u w:val="single"/>
+                        </w:rPr>
+                        <w:t>, Data Center Networks &amp; SDN Technologies</w:t>
+                      </w:r>
+                    </w:p>
+                    <w:p>
+                      <w:pPr>
+                        <w:spacing w:line="240" w:lineRule="auto"/>
+                        <w:contextualSpacing/>
+                        <w:jc w:val="both"/>
+                        <w:rPr>
+                          <w:sz w:val="24"/>
+                          <w:szCs w:val="24"/>
+                        </w:rPr>
+                      </w:pPr>
+                      <w:r>
+                        <w:rPr>
+                          <w:sz w:val="24"/>
+                          <w:szCs w:val="24"/>
+                        </w:rPr>
+                        <w:t xml:space="preserve">Research on optical switching for large-scale data centers and supercomputers, SDN and NFV. Delivered 3 industry/research projects and a photonic switch prototype for large-scale data centers; 10 peer-reviewed papers and 1 patent.</w:t>
+                      </w:r>
+                    </w:p>
+                    <w:p>
+                      <w:pPr>
+                        <w:spacing w:after="0" w:line="240" w:lineRule="auto"/>
+                        <w:rPr>
+                          <w:sz w:val="28"/>
+                          <w:szCs w:val="28"/>
+                        </w:rPr>
+                      </w:pPr>
+                    </w:p>
                     <w:p>
                       <w:pPr>
                         <w:tabs>

--- a/cv/Qirui_-_resume_2026-10-25_AI-Infra.docx
+++ b/cv/Qirui_-_resume_2026-10-25_AI-Infra.docx
@@ -501,7 +501,7 @@
                                 <w:sz w:val="18"/>
                                 <w:szCs w:val="18"/>
                               </w:rPr>
-                              <w:t xml:space="preserve">AI infrastructure and research leader with 15+ years in AI and large-scale systems; Head, Singapore Region of the Computing Technology Research Institute (Huawei 2012 Labs), the frontier technology research arm for Huawei’s Computing Product Line; previously Head of Huawei Central Research Institute in Singapore (2018–2026). Led development of the LLM training/inference engine for Huawei’s Pangu models (10x faster than DeepSpeed); directs work on LLM inference serving, KV/state caching in vLLM and agent memory systems. Earlier built hybrid cloud infrastructure (thousands of VMs) and researched optical switching for data centers and supercomputers. </w:t>
+                              <w:t xml:space="preserve">AI infrastructure and research leader with 15+ years in AI and large-scale systems; Head of Huawei Central Research Institute (2012 Labs) in Singapore. Led development of the LLM training/inference engine for Huawei’s Pangu models (10x faster than DeepSpeed); directs work on GPU clusters, LLM inference serving, KV/state caching in vLLM and agent memory systems. Earlier built hybrid cloud infrastructure (thousands of VMs) and researched optical switching for data centers and supercomputers. </w:t>
                             </w:r>
                             <w:r>
                               <w:rPr>
@@ -1539,7 +1539,7 @@
                           <w:sz w:val="18"/>
                           <w:szCs w:val="18"/>
                         </w:rPr>
-                        <w:t xml:space="preserve">AI infrastructure and research leader with 15+ years in AI and large-scale systems; Head, Singapore Region of the Computing Technology Research Institute (Huawei 2012 Labs), the frontier technology research arm for Huawei’s Computing Product Line; previously Head of Huawei Central Research Institute in Singapore (2018–2026). Led development of the LLM training/inference engine for Huawei’s Pangu models (10x faster than DeepSpeed); directs work on LLM inference serving, KV/state caching in vLLM and agent memory systems. Earlier built hybrid cloud infrastructure (thousands of VMs) and researched optical switching for data centers and supercomputers. </w:t>
+                        <w:t xml:space="preserve">AI infrastructure and research leader with 15+ years in AI and large-scale systems; Head of Huawei Central Research Institute (2012 Labs) in Singapore. Led development of the LLM training/inference engine for Huawei’s Pangu models (10x faster than DeepSpeed); directs work on GPU clusters, LLM inference serving, KV/state caching in vLLM and agent memory systems. Earlier built hybrid cloud infrastructure (thousands of VMs) and researched optical switching for data centers and supercomputers. </w:t>
                       </w:r>
                       <w:r>
                         <w:rPr>
@@ -2285,30 +2285,13 @@
                             </w:pPr>
                             <w:r>
                               <w:rPr>
+                                <w:b/>
                                 <w:i/>
                                 <w:sz w:val="24"/>
                                 <w:szCs w:val="24"/>
                                 <w:u w:val="single"/>
                               </w:rPr>
-                              <w:t xml:space="preserve">Head, Singapore Region — Computing Technology Research Institute</w:t>
-                            </w:r>
-                          </w:p>
-                          <w:p>
-                            <w:pPr>
-                              <w:spacing w:after="0" w:line="240" w:lineRule="auto"/>
-                              <w:contextualSpacing/>
-                              <w:jc w:val="both"/>
-                              <w:rPr>
-                                <w:sz w:val="24"/>
-                                <w:szCs w:val="24"/>
-                              </w:rPr>
-                            </w:pPr>
-                            <w:r>
-                              <w:rPr>
-                                <w:sz w:val="24"/>
-                                <w:szCs w:val="24"/>
-                              </w:rPr>
-                              <w:t xml:space="preserve">Sept. 2026 – Present. Part of Huawei 2012 Labs; the frontier technology research arm for Huawei’s Computing Product Line.</w:t>
+                              <w:t>Head, Singapore Region — Central Research Institute (2012 Labs)</w:t>
                             </w:r>
                           </w:p>
                           <w:p>
@@ -2332,7 +2315,7 @@
                                 <w:sz w:val="24"/>
                                 <w:szCs w:val="24"/>
                               </w:rPr>
-                              <w:t xml:space="preserve">Lead the Singapore team’s frontier research on </w:t>
+                              <w:t xml:space="preserve">Set the technical direction and drive end-to-end R&amp;D across LLMs, multimodal and agentic AI, from </w:t>
                             </w:r>
                             <w:r>
                               <w:rPr>
@@ -2341,137 +2324,14 @@
                                 <w:sz w:val="24"/>
                                 <w:szCs w:val="24"/>
                               </w:rPr>
-                              <w:t xml:space="preserve">LLM inference systems</w:t>
-                            </w:r>
-                            <w:r>
-                              <w:rPr>
-                                <w:sz w:val="24"/>
-                                <w:szCs w:val="24"/>
-                              </w:rPr>
-                              <w:t xml:space="preserve">: KV/state caching for hybrid models, serving efficiency and agent memory;</w:t>
-                            </w:r>
-                          </w:p>
-                          <w:p>
-                            <w:pPr>
-                              <w:spacing w:after="0" w:line="240" w:lineRule="auto"/>
-                              <w:ind w:left="284"/>
-                              <w:contextualSpacing/>
-                              <w:jc w:val="both"/>
-                              <w:rPr>
-                                <w:b/>
-                                <w:sz w:val="24"/>
-                                <w:szCs w:val="24"/>
-                              </w:rPr>
-                            </w:pPr>
-                            <w:r>
-                              <w:rPr>
-                                <w:b/>
-                                <w:sz w:val="24"/>
-                                <w:szCs w:val="24"/>
-                              </w:rPr>
-                              <w:t xml:space="preserve">Key Achievements: </w:t>
-                            </w:r>
-                          </w:p>
-                          <w:p>
-                            <w:pPr>
-                              <w:pStyle w:val="ListParagraph"/>
-                              <w:numPr>
-                                <w:ilvl w:val="0"/>
-                                <w:numId w:val="4"/>
-                              </w:numPr>
-                              <w:spacing w:after="0" w:line="240" w:lineRule="auto"/>
-                              <w:ind w:left="709" w:hanging="425"/>
-                              <w:rPr>
-                                <w:sz w:val="24"/>
-                                <w:szCs w:val="24"/>
-                              </w:rPr>
-                            </w:pPr>
-                            <w:r>
-                              <w:rPr>
-                                <w:b/>
-                                <w:bCs/>
-                                <w:sz w:val="24"/>
-                                <w:szCs w:val="24"/>
-                              </w:rPr>
-                              <w:t xml:space="preserve">Built a unified KV/recurrent-state prefix cache for hybrid LLMs in vLLM</w:t>
-                            </w:r>
-                            <w:r>
-                              <w:rPr>
-                                <w:sz w:val="24"/>
-                                <w:szCs w:val="24"/>
-                              </w:rPr>
-                              <w:t xml:space="preserve">, restoring cached state with outputs bitwise-identical to recomputation.</w:t>
-                            </w:r>
-                          </w:p>
-                          <w:p>
-                            <w:pPr>
-                              <w:pStyle w:val="ListParagraph"/>
-                              <w:numPr>
-                                <w:ilvl w:val="0"/>
-                                <w:numId w:val="4"/>
-                              </w:numPr>
-                              <w:spacing w:after="0" w:line="240" w:lineRule="auto"/>
-                              <w:ind w:left="709" w:hanging="425"/>
-                              <w:rPr>
-                                <w:sz w:val="24"/>
-                                <w:szCs w:val="24"/>
-                              </w:rPr>
-                            </w:pPr>
-                            <w:r>
-                              <w:rPr>
-                                <w:b/>
-                                <w:bCs/>
-                                <w:sz w:val="24"/>
-                                <w:szCs w:val="24"/>
-                              </w:rPr>
-                              <w:t xml:space="preserve">Lead an agent memory systems program</w:t>
-                            </w:r>
-                            <w:r>
-                              <w:rPr>
-                                <w:sz w:val="24"/>
-                                <w:szCs w:val="24"/>
-                              </w:rPr>
-                              <w:t xml:space="preserve"> covering all three forms of agent memory: symbolic (cross-agent shared memory with learned write, read and eviction gating), latent (joint management of KV cache and recurrent states for hybrid models) and parametric (promoting and demoting knowledge between text, KV cache and LoRA across GPU, DRAM, SSD and HDD tiers).</w:t>
-                            </w:r>
-                          </w:p>
-                          <w:p>
-                            <w:pPr>
-                              <w:spacing w:before="160" w:line="240" w:lineRule="auto"/>
-                              <w:contextualSpacing/>
-                              <w:rPr>
-                                <w:i/>
-                                <w:sz w:val="24"/>
-                                <w:szCs w:val="24"/>
-                                <w:u w:val="single"/>
-                              </w:rPr>
-                            </w:pPr>
-                            <w:r>
-                              <w:rPr>
-                                <w:b/>
-                                <w:i/>
-                                <w:sz w:val="24"/>
-                                <w:szCs w:val="24"/>
-                                <w:u w:val="single"/>
-                              </w:rPr>
-                              <w:t>Head, Singapore Region — Central Research Institute (2012 Labs)</w:t>
-                            </w:r>
-                          </w:p>
-                          <w:p>
-                            <w:pPr>
-                              <w:spacing w:after="0" w:line="240" w:lineRule="auto"/>
-                              <w:contextualSpacing/>
-                              <w:jc w:val="both"/>
-                              <w:rPr>
-                                <w:sz w:val="24"/>
-                                <w:szCs w:val="24"/>
-                              </w:rPr>
-                            </w:pPr>
-                            <w:r>
-                              <w:rPr>
-                                <w:sz w:val="24"/>
-                                <w:szCs w:val="24"/>
-                              </w:rPr>
-                              <w:t xml:space="preserve">Sept. 2018 – Aug. 2026.</w:t>
+                              <w:t xml:space="preserve">distributed training infrastructure to inference deployment</w:t>
+                            </w:r>
+                            <w:r>
+                              <w:rPr>
+                                <w:sz w:val="24"/>
+                                <w:szCs w:val="24"/>
+                              </w:rPr>
+                              <w:t xml:space="preserve">;</w:t>
                             </w:r>
                           </w:p>
                           <w:p>
@@ -2495,7 +2355,7 @@
                                 <w:sz w:val="24"/>
                                 <w:szCs w:val="24"/>
                               </w:rPr>
-                              <w:t xml:space="preserve">Set the technical direction and drove end-to-end R&amp;D across LLMs, multimodal and agentic AI, from </w:t>
+                              <w:t xml:space="preserve">Direct research on large GPU clusters for </w:t>
                             </w:r>
                             <w:r>
                               <w:rPr>
@@ -2504,14 +2364,14 @@
                                 <w:sz w:val="24"/>
                                 <w:szCs w:val="24"/>
                               </w:rPr>
-                              <w:t xml:space="preserve">distributed training infrastructure to inference deployment</w:t>
-                            </w:r>
-                            <w:r>
-                              <w:rPr>
-                                <w:sz w:val="24"/>
-                                <w:szCs w:val="24"/>
-                              </w:rPr>
-                              <w:t xml:space="preserve">, including research on large GPU clusters: parallelism, mixed precision and long-context serving;</w:t>
+                              <w:t xml:space="preserve">LLM/multimodal training &amp; inference</w:t>
+                            </w:r>
+                            <w:r>
+                              <w:rPr>
+                                <w:sz w:val="24"/>
+                                <w:szCs w:val="24"/>
+                              </w:rPr>
+                              <w:t xml:space="preserve">: parallelism, mixed precision, long-context serving and KV/state caching;</w:t>
                             </w:r>
                           </w:p>
                           <w:p>
@@ -2535,7 +2395,7 @@
                                 <w:sz w:val="24"/>
                                 <w:szCs w:val="24"/>
                               </w:rPr>
-                              <w:t xml:space="preserve">Formulated mid/long-term technology strategy and investment portfolios (AI, HPC); led Singapore’s R&amp;D within a globally distributed institute (UK, Canada, Switzerland, Japan); hired and mentored researchers.</w:t>
+                              <w:t xml:space="preserve">Formulate mid/long-term technology strategy and investment portfolios (AI, HPC); lead Singapore’s R&amp;D within a globally distributed institute (UK, Canada, Switzerland, Japan); hire and mentor researchers.</w:t>
                             </w:r>
                           </w:p>
                           <w:p>
@@ -2604,30 +2464,14 @@
                                 <w:sz w:val="24"/>
                                 <w:szCs w:val="24"/>
                               </w:rPr>
-                              <w:t xml:space="preserve">Led R&amp;D of a 1.7B-parameter hybrid Mamba-Transformer MoE model</w:t>
-                            </w:r>
-                            <w:r>
-                              <w:rPr>
-                                <w:sz w:val="24"/>
-                                <w:szCs w:val="24"/>
-                              </w:rPr>
-                              <w:t xml:space="preserve"> for unified multimodal understanding and generation (0.39B active parameters): 15.8x faster prefill and 26% less memory than Qwen3.5-2B at 1M-token context. </w:t>
-                            </w:r>
-                            <w:r>
-                              <w:rPr>
-                                <w:b/>
-                                <w:bCs/>
-                                <w:sz w:val="24"/>
-                                <w:szCs w:val="24"/>
-                              </w:rPr>
-                              <w:t xml:space="preserve">Built a Kubernetes-based containerized GPU training cluster</w:t>
-                            </w:r>
-                            <w:r>
-                              <w:rPr>
-                                <w:sz w:val="24"/>
-                                <w:szCs w:val="24"/>
-                              </w:rPr>
-                              <w:t xml:space="preserve"> for its 6.3B version, with containerized training images and a private image registry.</w:t>
+                              <w:t xml:space="preserve">Built a unified KV/recurrent-state prefix cache for hybrid LLMs in vLLM</w:t>
+                            </w:r>
+                            <w:r>
+                              <w:rPr>
+                                <w:sz w:val="24"/>
+                                <w:szCs w:val="24"/>
+                              </w:rPr>
+                              <w:t xml:space="preserve">, restoring cached state with outputs bitwise-identical to recomputation.</w:t>
                             </w:r>
                           </w:p>
                           <w:p>
@@ -2646,10 +2490,19 @@
                             </w:pPr>
                             <w:r>
                               <w:rPr>
-                                <w:sz w:val="24"/>
-                                <w:szCs w:val="24"/>
-                              </w:rPr>
-                              <w:t xml:space="preserve">Founded a world-model research initiative: long-horizon video generation, real-time interactive world generation and 3D scene generation.</w:t>
+                                <w:b/>
+                                <w:bCs/>
+                                <w:sz w:val="24"/>
+                                <w:szCs w:val="24"/>
+                              </w:rPr>
+                              <w:t xml:space="preserve">Lead an agent memory systems program</w:t>
+                            </w:r>
+                            <w:r>
+                              <w:rPr>
+                                <w:sz w:val="24"/>
+                                <w:szCs w:val="24"/>
+                              </w:rPr>
+                              <w:t xml:space="preserve"> covering all three forms of agent memory: symbolic (cross-agent shared memory with learned write, read and eviction gating), latent (joint management of KV cache and recurrent states for hybrid models) and parametric (promoting and demoting knowledge between text, KV cache and LoRA across GPU, DRAM, SSD and HDD tiers).</w:t>
                             </w:r>
                           </w:p>
                           <w:p>
@@ -2668,10 +2521,35 @@
                             </w:pPr>
                             <w:r>
                               <w:rPr>
-                                <w:sz w:val="24"/>
-                                <w:szCs w:val="24"/>
-                              </w:rPr>
-                              <w:t xml:space="preserve">Founded and built the Singapore lab from the ground up (Singapore region: 40 staff), then handed it over to a Chief Expert; continue to lead a 5-person core team.</w:t>
+                                <w:b/>
+                                <w:bCs/>
+                                <w:sz w:val="24"/>
+                                <w:szCs w:val="24"/>
+                              </w:rPr>
+                              <w:t xml:space="preserve">Led R&amp;D of a 1.7B-parameter hybrid Mamba-Transformer MoE model</w:t>
+                            </w:r>
+                            <w:r>
+                              <w:rPr>
+                                <w:sz w:val="24"/>
+                                <w:szCs w:val="24"/>
+                              </w:rPr>
+                              <w:t xml:space="preserve"> for unified multimodal understanding and generation (0.39B active parameters): 15.8x faster prefill and 26% less memory than Qwen3.5-2B at 1M-token context. </w:t>
+                            </w:r>
+                            <w:r>
+                              <w:rPr>
+                                <w:b/>
+                                <w:bCs/>
+                                <w:sz w:val="24"/>
+                                <w:szCs w:val="24"/>
+                              </w:rPr>
+                              <w:t xml:space="preserve">Built a Kubernetes-based containerized GPU training cluster</w:t>
+                            </w:r>
+                            <w:r>
+                              <w:rPr>
+                                <w:sz w:val="24"/>
+                                <w:szCs w:val="24"/>
+                              </w:rPr>
+                              <w:t xml:space="preserve"> for its 6.3B version, with containerized training images and a private image registry.</w:t>
                             </w:r>
                           </w:p>
                           <w:p>
@@ -2693,180 +2571,7 @@
                                 <w:sz w:val="24"/>
                                 <w:szCs w:val="24"/>
                               </w:rPr>
-                              <w:t xml:space="preserve">Delivered 10+ partner projects (&gt;USD 10M) and filed 14 patents across AI, on-device intelligence, wearables and sensing.</w:t>
-                            </w:r>
-                          </w:p>
-                          <w:p>
-                            <w:pPr>
-                              <w:spacing w:after="0" w:line="240" w:lineRule="auto"/>
-                              <w:rPr>
-                                <w:sz w:val="28"/>
-                                <w:szCs w:val="28"/>
-                              </w:rPr>
-                            </w:pPr>
-                          </w:p>
-                          <w:p>
-                            <w:pPr>
-                              <w:tabs>
-                                <w:tab w:val="right" w:pos="8222"/>
-                              </w:tabs>
-                              <w:spacing w:after="0" w:line="240" w:lineRule="auto"/>
-                              <w:contextualSpacing/>
-                              <w:rPr>
-                                <w:b/>
-                                <w:sz w:val="24"/>
-                                <w:szCs w:val="24"/>
-                              </w:rPr>
-                            </w:pPr>
-                            <w:r>
-                              <w:rPr>
-                                <w:b/>
-                                <w:sz w:val="28"/>
-                                <w:szCs w:val="28"/>
-                              </w:rPr>
-                              <w:t>Singapore University of Tech. &amp; Design</w:t>
-                            </w:r>
-                            <w:r>
-                              <w:rPr>
-                                <w:b/>
-                                <w:sz w:val="24"/>
-                                <w:szCs w:val="24"/>
-                              </w:rPr>
-                              <w:tab/>
-                            </w:r>
-                            <w:r>
-                              <w:rPr>
-                                <w:b/>
-                                <w:sz w:val="24"/>
-                                <w:szCs w:val="24"/>
-                              </w:rPr>
-                              <w:t>July 2015</w:t>
-                            </w:r>
-                            <w:r>
-                              <w:rPr>
-                                <w:b/>
-                                <w:sz w:val="24"/>
-                                <w:szCs w:val="24"/>
-                              </w:rPr>
-                              <w:t xml:space="preserve"> – </w:t>
-                            </w:r>
-                            <w:r>
-                              <w:rPr>
-                                <w:b/>
-                                <w:sz w:val="24"/>
-                                <w:szCs w:val="24"/>
-                              </w:rPr>
-                              <w:t>Sept. 2018</w:t>
-                            </w:r>
-                          </w:p>
-                          <w:p>
-                            <w:pPr>
-                              <w:spacing w:after="0" w:line="240" w:lineRule="auto"/>
-                              <w:contextualSpacing/>
-                              <w:rPr>
-                                <w:i/>
-                                <w:sz w:val="24"/>
-                                <w:szCs w:val="24"/>
-                                <w:u w:val="single"/>
-                              </w:rPr>
-                            </w:pPr>
-                            <w:r>
-                              <w:rPr>
-                                <w:b/>
-                                <w:i/>
-                                <w:sz w:val="24"/>
-                                <w:szCs w:val="24"/>
-                                <w:u w:val="single"/>
-                              </w:rPr>
-                              <w:t>S</w:t>
-                            </w:r>
-                            <w:r>
-                              <w:rPr>
-                                <w:rFonts w:hint="eastAsia"/>
-                                <w:b/>
-                                <w:i/>
-                                <w:sz w:val="24"/>
-                                <w:szCs w:val="24"/>
-                                <w:u w:val="single"/>
-                              </w:rPr>
-                              <w:t>enior</w:t>
-                            </w:r>
-                            <w:r>
-                              <w:rPr>
-                                <w:b/>
-                                <w:i/>
-                                <w:sz w:val="24"/>
-                                <w:szCs w:val="24"/>
-                                <w:u w:val="single"/>
-                              </w:rPr>
-                              <w:t xml:space="preserve"> </w:t>
-                            </w:r>
-                            <w:r>
-                              <w:rPr>
-                                <w:b/>
-                                <w:i/>
-                                <w:sz w:val="24"/>
-                                <w:szCs w:val="24"/>
-                                <w:u w:val="single"/>
-                              </w:rPr>
-                              <w:t>Specialist</w:t>
-                            </w:r>
-                            <w:r>
-                              <w:rPr>
-                                <w:i/>
-                                <w:sz w:val="24"/>
-                                <w:szCs w:val="24"/>
-                                <w:u w:val="single"/>
-                              </w:rPr>
-                              <w:t>, Network Security &amp; AI</w:t>
-                            </w:r>
-                            <w:r>
-                              <w:rPr>
-                                <w:i/>
-                                <w:sz w:val="24"/>
-                                <w:szCs w:val="24"/>
-                                <w:u w:val="single"/>
-                              </w:rPr>
-                              <w:t xml:space="preserve"> </w:t>
-                            </w:r>
-                          </w:p>
-                          <w:p>
-                            <w:pPr>
-                              <w:spacing w:line="240" w:lineRule="auto"/>
-                              <w:contextualSpacing/>
-                              <w:jc w:val="both"/>
-                              <w:rPr>
-                                <w:sz w:val="24"/>
-                                <w:szCs w:val="24"/>
-                              </w:rPr>
-                            </w:pPr>
-                            <w:r>
-                              <w:rPr>
-                                <w:sz w:val="24"/>
-                                <w:szCs w:val="24"/>
-                              </w:rPr>
-                              <w:t xml:space="preserve">Led research on network security and AI; designed, built and operated the SUTD AI Lab, a research testbed (tens of racks) and hybrid cloud infrastructure (thousands of VMs).</w:t>
-                            </w:r>
-                          </w:p>
-                          <w:p>
-                            <w:pPr>
-                              <w:spacing w:after="0" w:line="240" w:lineRule="auto"/>
-                              <w:ind w:left="284"/>
-                              <w:contextualSpacing/>
-                              <w:jc w:val="both"/>
-                              <w:rPr>
-                                <w:b/>
-                                <w:sz w:val="24"/>
-                                <w:szCs w:val="24"/>
-                              </w:rPr>
-                            </w:pPr>
-                            <w:r>
-                              <w:rPr>
-                                <w:b/>
-                                <w:sz w:val="24"/>
-                                <w:szCs w:val="24"/>
-                              </w:rPr>
-                              <w:t xml:space="preserve">Key Achievements: </w:t>
+                              <w:t xml:space="preserve">Founded and lead a world-model research initiative: long-horizon video generation, real-time interactive world generation and 3D scene generation.</w:t>
                             </w:r>
                           </w:p>
                           <w:p>
@@ -2888,7 +2593,7 @@
                                 <w:sz w:val="24"/>
                                 <w:szCs w:val="24"/>
                               </w:rPr>
-                              <w:t xml:space="preserve">Delivered a MINDEF-sponsored research project (SGD 4.677M); led the CISDeM project with 7 research tracks and a team of 20 (8 research fellows, 12 research assistants).</w:t>
+                              <w:t xml:space="preserve">Founded and built the Singapore lab from the ground up (Singapore region: 40 staff), then handed it over to a Chief Expert; currently lead a 5-person core team.</w:t>
                             </w:r>
                           </w:p>
                           <w:p>
@@ -2910,7 +2615,350 @@
                                 <w:sz w:val="24"/>
                                 <w:szCs w:val="24"/>
                               </w:rPr>
+                              <w:t xml:space="preserve">Delivered 10+ partner projects (&gt;USD 10M) and filed 14 patents across AI, on-device intelligence, wearables and sensing.</w:t>
+                            </w:r>
+                          </w:p>
+                          <w:p>
+                            <w:pPr>
+                              <w:spacing w:after="0" w:line="240" w:lineRule="auto"/>
+                              <w:rPr>
+                                <w:sz w:val="28"/>
+                                <w:szCs w:val="28"/>
+                              </w:rPr>
+                            </w:pPr>
+                          </w:p>
+                          <w:p>
+                            <w:pPr>
+                              <w:tabs>
+                                <w:tab w:val="right" w:pos="8222"/>
+                              </w:tabs>
+                              <w:spacing w:after="0" w:line="240" w:lineRule="auto"/>
+                              <w:contextualSpacing/>
+                              <w:rPr>
+                                <w:b/>
+                                <w:sz w:val="24"/>
+                                <w:szCs w:val="24"/>
+                              </w:rPr>
+                            </w:pPr>
+                            <w:r>
+                              <w:rPr>
+                                <w:b/>
+                                <w:sz w:val="28"/>
+                                <w:szCs w:val="28"/>
+                              </w:rPr>
+                              <w:t>Singapore University of Tech. &amp; Design</w:t>
+                            </w:r>
+                            <w:r>
+                              <w:rPr>
+                                <w:b/>
+                                <w:sz w:val="24"/>
+                                <w:szCs w:val="24"/>
+                              </w:rPr>
+                              <w:tab/>
+                            </w:r>
+                            <w:r>
+                              <w:rPr>
+                                <w:b/>
+                                <w:sz w:val="24"/>
+                                <w:szCs w:val="24"/>
+                              </w:rPr>
+                              <w:t>July 2015</w:t>
+                            </w:r>
+                            <w:r>
+                              <w:rPr>
+                                <w:b/>
+                                <w:sz w:val="24"/>
+                                <w:szCs w:val="24"/>
+                              </w:rPr>
+                              <w:t xml:space="preserve"> – </w:t>
+                            </w:r>
+                            <w:r>
+                              <w:rPr>
+                                <w:b/>
+                                <w:sz w:val="24"/>
+                                <w:szCs w:val="24"/>
+                              </w:rPr>
+                              <w:t>Sept. 2018</w:t>
+                            </w:r>
+                          </w:p>
+                          <w:p>
+                            <w:pPr>
+                              <w:spacing w:after="0" w:line="240" w:lineRule="auto"/>
+                              <w:contextualSpacing/>
+                              <w:rPr>
+                                <w:i/>
+                                <w:sz w:val="24"/>
+                                <w:szCs w:val="24"/>
+                                <w:u w:val="single"/>
+                              </w:rPr>
+                            </w:pPr>
+                            <w:r>
+                              <w:rPr>
+                                <w:b/>
+                                <w:i/>
+                                <w:sz w:val="24"/>
+                                <w:szCs w:val="24"/>
+                                <w:u w:val="single"/>
+                              </w:rPr>
+                              <w:t>S</w:t>
+                            </w:r>
+                            <w:r>
+                              <w:rPr>
+                                <w:rFonts w:hint="eastAsia"/>
+                                <w:b/>
+                                <w:i/>
+                                <w:sz w:val="24"/>
+                                <w:szCs w:val="24"/>
+                                <w:u w:val="single"/>
+                              </w:rPr>
+                              <w:t>enior</w:t>
+                            </w:r>
+                            <w:r>
+                              <w:rPr>
+                                <w:b/>
+                                <w:i/>
+                                <w:sz w:val="24"/>
+                                <w:szCs w:val="24"/>
+                                <w:u w:val="single"/>
+                              </w:rPr>
+                              <w:t xml:space="preserve"> </w:t>
+                            </w:r>
+                            <w:r>
+                              <w:rPr>
+                                <w:b/>
+                                <w:i/>
+                                <w:sz w:val="24"/>
+                                <w:szCs w:val="24"/>
+                                <w:u w:val="single"/>
+                              </w:rPr>
+                              <w:t>Specialist</w:t>
+                            </w:r>
+                            <w:r>
+                              <w:rPr>
+                                <w:i/>
+                                <w:sz w:val="24"/>
+                                <w:szCs w:val="24"/>
+                                <w:u w:val="single"/>
+                              </w:rPr>
+                              <w:t>, Network Security &amp; AI</w:t>
+                            </w:r>
+                            <w:r>
+                              <w:rPr>
+                                <w:i/>
+                                <w:sz w:val="24"/>
+                                <w:szCs w:val="24"/>
+                                <w:u w:val="single"/>
+                              </w:rPr>
+                              <w:t xml:space="preserve"> </w:t>
+                            </w:r>
+                          </w:p>
+                          <w:p>
+                            <w:pPr>
+                              <w:spacing w:line="240" w:lineRule="auto"/>
+                              <w:contextualSpacing/>
+                              <w:jc w:val="both"/>
+                              <w:rPr>
+                                <w:sz w:val="24"/>
+                                <w:szCs w:val="24"/>
+                              </w:rPr>
+                            </w:pPr>
+                            <w:r>
+                              <w:rPr>
+                                <w:sz w:val="24"/>
+                                <w:szCs w:val="24"/>
+                              </w:rPr>
+                              <w:t xml:space="preserve">Led research on network security and AI; designed, built and operated the SUTD AI Lab, a research testbed (tens of racks) and hybrid cloud infrastructure (thousands of VMs).</w:t>
+                            </w:r>
+                          </w:p>
+                          <w:p>
+                            <w:pPr>
+                              <w:spacing w:after="0" w:line="240" w:lineRule="auto"/>
+                              <w:ind w:left="284"/>
+                              <w:contextualSpacing/>
+                              <w:jc w:val="both"/>
+                              <w:rPr>
+                                <w:b/>
+                                <w:sz w:val="24"/>
+                                <w:szCs w:val="24"/>
+                              </w:rPr>
+                            </w:pPr>
+                            <w:r>
+                              <w:rPr>
+                                <w:b/>
+                                <w:sz w:val="24"/>
+                                <w:szCs w:val="24"/>
+                              </w:rPr>
+                              <w:t xml:space="preserve">Key Achievements: </w:t>
+                            </w:r>
+                          </w:p>
+                          <w:p>
+                            <w:pPr>
+                              <w:pStyle w:val="ListParagraph"/>
+                              <w:numPr>
+                                <w:ilvl w:val="0"/>
+                                <w:numId w:val="4"/>
+                              </w:numPr>
+                              <w:spacing w:after="0" w:line="240" w:lineRule="auto"/>
+                              <w:ind w:left="709" w:hanging="425"/>
+                              <w:rPr>
+                                <w:sz w:val="24"/>
+                                <w:szCs w:val="24"/>
+                              </w:rPr>
+                            </w:pPr>
+                            <w:r>
+                              <w:rPr>
+                                <w:sz w:val="24"/>
+                                <w:szCs w:val="24"/>
+                              </w:rPr>
+                              <w:t xml:space="preserve">Delivered a MINDEF-sponsored research project (SGD 4.677M); led the CISDeM project with 7 research tracks and a team of 20 (8 research fellows, 12 research assistants).</w:t>
+                            </w:r>
+                          </w:p>
+                          <w:p>
+                            <w:pPr>
+                              <w:pStyle w:val="ListParagraph"/>
+                              <w:numPr>
+                                <w:ilvl w:val="0"/>
+                                <w:numId w:val="4"/>
+                              </w:numPr>
+                              <w:spacing w:after="0" w:line="240" w:lineRule="auto"/>
+                              <w:ind w:left="709" w:hanging="425"/>
+                              <w:rPr>
+                                <w:sz w:val="24"/>
+                                <w:szCs w:val="24"/>
+                              </w:rPr>
+                            </w:pPr>
+                            <w:r>
+                              <w:rPr>
+                                <w:sz w:val="24"/>
+                                <w:szCs w:val="24"/>
+                              </w:rPr>
                               <w:t xml:space="preserve">Designed a next-generation Security Operation Center framework combining big data, IDS, SDN, NFV and machine learning.</w:t>
+                            </w:r>
+                          </w:p>
+                          <w:p>
+                            <w:pPr>
+                              <w:spacing w:after="0" w:line="240" w:lineRule="auto"/>
+                              <w:rPr>
+                                <w:sz w:val="28"/>
+                                <w:szCs w:val="28"/>
+                              </w:rPr>
+                            </w:pPr>
+                          </w:p>
+                          <w:p>
+                            <w:pPr>
+                              <w:tabs>
+                                <w:tab w:val="right" w:pos="8222"/>
+                              </w:tabs>
+                              <w:spacing w:after="0" w:line="240" w:lineRule="auto"/>
+                              <w:contextualSpacing/>
+                              <w:rPr>
+                                <w:b/>
+                                <w:sz w:val="24"/>
+                                <w:szCs w:val="24"/>
+                              </w:rPr>
+                            </w:pPr>
+                            <w:r>
+                              <w:rPr>
+                                <w:b/>
+                                <w:sz w:val="28"/>
+                                <w:szCs w:val="28"/>
+                              </w:rPr>
+                              <w:t xml:space="preserve">Institute for </w:t>
+                            </w:r>
+                            <w:proofErr w:type="spellStart"/>
+                            <w:r>
+                              <w:rPr>
+                                <w:b/>
+                                <w:sz w:val="28"/>
+                                <w:szCs w:val="28"/>
+                              </w:rPr>
+                              <w:t>Infocomm</w:t>
+                            </w:r>
+                            <w:proofErr w:type="spellEnd"/>
+                            <w:r>
+                              <w:rPr>
+                                <w:b/>
+                                <w:sz w:val="28"/>
+                                <w:szCs w:val="28"/>
+                              </w:rPr>
+                              <w:t xml:space="preserve"> Research, A*STAR</w:t>
+                            </w:r>
+                            <w:r>
+                              <w:rPr>
+                                <w:b/>
+                                <w:sz w:val="24"/>
+                                <w:szCs w:val="24"/>
+                              </w:rPr>
+                              <w:tab/>
+                              <w:t xml:space="preserve">Feb 2011 – </w:t>
+                            </w:r>
+                            <w:r>
+                              <w:rPr>
+                                <w:b/>
+                                <w:sz w:val="24"/>
+                                <w:szCs w:val="24"/>
+                              </w:rPr>
+                              <w:t>June 2015</w:t>
+                            </w:r>
+                          </w:p>
+                          <w:p>
+                            <w:pPr>
+                              <w:spacing w:after="0" w:line="240" w:lineRule="auto"/>
+                              <w:contextualSpacing/>
+                              <w:rPr>
+                                <w:i/>
+                                <w:sz w:val="24"/>
+                                <w:szCs w:val="24"/>
+                                <w:u w:val="single"/>
+                              </w:rPr>
+                            </w:pPr>
+                            <w:r>
+                              <w:rPr>
+                                <w:rFonts w:hint="eastAsia"/>
+                                <w:b/>
+                                <w:i/>
+                                <w:sz w:val="24"/>
+                                <w:szCs w:val="24"/>
+                                <w:u w:val="single"/>
+                              </w:rPr>
+                              <w:t>S</w:t>
+                            </w:r>
+                            <w:r>
+                              <w:rPr>
+                                <w:b/>
+                                <w:i/>
+                                <w:sz w:val="24"/>
+                                <w:szCs w:val="24"/>
+                                <w:u w:val="single"/>
+                              </w:rPr>
+                              <w:t>cientist</w:t>
+                            </w:r>
+                            <w:r>
+                              <w:rPr>
+                                <w:i/>
+                                <w:sz w:val="24"/>
+                                <w:szCs w:val="24"/>
+                                <w:u w:val="single"/>
+                              </w:rPr>
+                              <w:t>, Data Center Networks &amp; SDN Technologies</w:t>
+                            </w:r>
+                          </w:p>
+                          <w:p>
+                            <w:pPr>
+                              <w:spacing w:line="240" w:lineRule="auto"/>
+                              <w:contextualSpacing/>
+                              <w:jc w:val="both"/>
+                              <w:rPr>
+                                <w:sz w:val="24"/>
+                                <w:szCs w:val="24"/>
+                              </w:rPr>
+                            </w:pPr>
+                            <w:r>
+                              <w:rPr>
+                                <w:sz w:val="24"/>
+                                <w:szCs w:val="24"/>
+                              </w:rPr>
+                              <w:t xml:space="preserve">Research on optical switching for large-scale data centers and supercomputers, SDN and NFV. Delivered 3 industry/research projects and a photonic switch prototype for large-scale data centers; 10 peer-reviewed papers and 1 patent.</w:t>
                             </w:r>
                           </w:p>
                         </w:txbxContent>
@@ -3062,30 +3110,13 @@
                       </w:pPr>
                       <w:r>
                         <w:rPr>
+                          <w:b/>
                           <w:i/>
                           <w:sz w:val="24"/>
                           <w:szCs w:val="24"/>
                           <w:u w:val="single"/>
                         </w:rPr>
-                        <w:t xml:space="preserve">Head, Singapore Region — Computing Technology Research Institute</w:t>
-                      </w:r>
-                    </w:p>
-                    <w:p>
-                      <w:pPr>
-                        <w:spacing w:after="0" w:line="240" w:lineRule="auto"/>
-                        <w:contextualSpacing/>
-                        <w:jc w:val="both"/>
-                        <w:rPr>
-                          <w:sz w:val="24"/>
-                          <w:szCs w:val="24"/>
-                        </w:rPr>
-                      </w:pPr>
-                      <w:r>
-                        <w:rPr>
-                          <w:sz w:val="24"/>
-                          <w:szCs w:val="24"/>
-                        </w:rPr>
-                        <w:t xml:space="preserve">Sept. 2026 – Present. Part of Huawei 2012 Labs; the frontier technology research arm for Huawei’s Computing Product Line.</w:t>
+                        <w:t>Head, Singapore Region — Central Research Institute (2012 Labs)</w:t>
                       </w:r>
                     </w:p>
                     <w:p>
@@ -3109,7 +3140,7 @@
                           <w:sz w:val="24"/>
                           <w:szCs w:val="24"/>
                         </w:rPr>
-                        <w:t xml:space="preserve">Lead the Singapore team’s frontier research on </w:t>
+                        <w:t xml:space="preserve">Set the technical direction and drive end-to-end R&amp;D across LLMs, multimodal and agentic AI, from </w:t>
                       </w:r>
                       <w:r>
                         <w:rPr>
@@ -3118,137 +3149,14 @@
                           <w:sz w:val="24"/>
                           <w:szCs w:val="24"/>
                         </w:rPr>
-                        <w:t xml:space="preserve">LLM inference systems</w:t>
-                      </w:r>
-                      <w:r>
-                        <w:rPr>
-                          <w:sz w:val="24"/>
-                          <w:szCs w:val="24"/>
-                        </w:rPr>
-                        <w:t xml:space="preserve">: KV/state caching for hybrid models, serving efficiency and agent memory;</w:t>
-                      </w:r>
-                    </w:p>
-                    <w:p>
-                      <w:pPr>
-                        <w:spacing w:after="0" w:line="240" w:lineRule="auto"/>
-                        <w:ind w:left="284"/>
-                        <w:contextualSpacing/>
-                        <w:jc w:val="both"/>
-                        <w:rPr>
-                          <w:b/>
-                          <w:sz w:val="24"/>
-                          <w:szCs w:val="24"/>
-                        </w:rPr>
-                      </w:pPr>
-                      <w:r>
-                        <w:rPr>
-                          <w:b/>
-                          <w:sz w:val="24"/>
-                          <w:szCs w:val="24"/>
-                        </w:rPr>
-                        <w:t xml:space="preserve">Key Achievements: </w:t>
-                      </w:r>
-                    </w:p>
-                    <w:p>
-                      <w:pPr>
-                        <w:pStyle w:val="ListParagraph"/>
-                        <w:numPr>
-                          <w:ilvl w:val="0"/>
-                          <w:numId w:val="4"/>
-                        </w:numPr>
-                        <w:spacing w:after="0" w:line="240" w:lineRule="auto"/>
-                        <w:ind w:left="709" w:hanging="425"/>
-                        <w:rPr>
-                          <w:sz w:val="24"/>
-                          <w:szCs w:val="24"/>
-                        </w:rPr>
-                      </w:pPr>
-                      <w:r>
-                        <w:rPr>
-                          <w:b/>
-                          <w:bCs/>
-                          <w:sz w:val="24"/>
-                          <w:szCs w:val="24"/>
-                        </w:rPr>
-                        <w:t xml:space="preserve">Built a unified KV/recurrent-state prefix cache for hybrid LLMs in vLLM</w:t>
-                      </w:r>
-                      <w:r>
-                        <w:rPr>
-                          <w:sz w:val="24"/>
-                          <w:szCs w:val="24"/>
-                        </w:rPr>
-                        <w:t xml:space="preserve">, restoring cached state with outputs bitwise-identical to recomputation.</w:t>
-                      </w:r>
-                    </w:p>
-                    <w:p>
-                      <w:pPr>
-                        <w:pStyle w:val="ListParagraph"/>
-                        <w:numPr>
-                          <w:ilvl w:val="0"/>
-                          <w:numId w:val="4"/>
-                        </w:numPr>
-                        <w:spacing w:after="0" w:line="240" w:lineRule="auto"/>
-                        <w:ind w:left="709" w:hanging="425"/>
-                        <w:rPr>
-                          <w:sz w:val="24"/>
-                          <w:szCs w:val="24"/>
-                        </w:rPr>
-                      </w:pPr>
-                      <w:r>
-                        <w:rPr>
-                          <w:b/>
-                          <w:bCs/>
-                          <w:sz w:val="24"/>
-                          <w:szCs w:val="24"/>
-                        </w:rPr>
-                        <w:t xml:space="preserve">Lead an agent memory systems program</w:t>
-                      </w:r>
-                      <w:r>
-                        <w:rPr>
-                          <w:sz w:val="24"/>
-                          <w:szCs w:val="24"/>
-                        </w:rPr>
-                        <w:t xml:space="preserve"> covering all three forms of agent memory: symbolic (cross-agent shared memory with learned write, read and eviction gating), latent (joint management of KV cache and recurrent states for hybrid models) and parametric (promoting and demoting knowledge between text, KV cache and LoRA across GPU, DRAM, SSD and HDD tiers).</w:t>
-                      </w:r>
-                    </w:p>
-                    <w:p>
-                      <w:pPr>
-                        <w:spacing w:before="160" w:line="240" w:lineRule="auto"/>
-                        <w:contextualSpacing/>
-                        <w:rPr>
-                          <w:i/>
-                          <w:sz w:val="24"/>
-                          <w:szCs w:val="24"/>
-                          <w:u w:val="single"/>
-                        </w:rPr>
-                      </w:pPr>
-                      <w:r>
-                        <w:rPr>
-                          <w:b/>
-                          <w:i/>
-                          <w:sz w:val="24"/>
-                          <w:szCs w:val="24"/>
-                          <w:u w:val="single"/>
-                        </w:rPr>
-                        <w:t>Head, Singapore Region — Central Research Institute (2012 Labs)</w:t>
-                      </w:r>
-                    </w:p>
-                    <w:p>
-                      <w:pPr>
-                        <w:spacing w:after="0" w:line="240" w:lineRule="auto"/>
-                        <w:contextualSpacing/>
-                        <w:jc w:val="both"/>
-                        <w:rPr>
-                          <w:sz w:val="24"/>
-                          <w:szCs w:val="24"/>
-                        </w:rPr>
-                      </w:pPr>
-                      <w:r>
-                        <w:rPr>
-                          <w:sz w:val="24"/>
-                          <w:szCs w:val="24"/>
-                        </w:rPr>
-                        <w:t xml:space="preserve">Sept. 2018 – Aug. 2026.</w:t>
+                        <w:t xml:space="preserve">distributed training infrastructure to inference deployment</w:t>
+                      </w:r>
+                      <w:r>
+                        <w:rPr>
+                          <w:sz w:val="24"/>
+                          <w:szCs w:val="24"/>
+                        </w:rPr>
+                        <w:t xml:space="preserve">;</w:t>
                       </w:r>
                     </w:p>
                     <w:p>
@@ -3272,7 +3180,7 @@
                           <w:sz w:val="24"/>
                           <w:szCs w:val="24"/>
                         </w:rPr>
-                        <w:t xml:space="preserve">Set the technical direction and drove end-to-end R&amp;D across LLMs, multimodal and agentic AI, from </w:t>
+                        <w:t xml:space="preserve">Direct research on large GPU clusters for </w:t>
                       </w:r>
                       <w:r>
                         <w:rPr>
@@ -3281,14 +3189,14 @@
                           <w:sz w:val="24"/>
                           <w:szCs w:val="24"/>
                         </w:rPr>
-                        <w:t xml:space="preserve">distributed training infrastructure to inference deployment</w:t>
-                      </w:r>
-                      <w:r>
-                        <w:rPr>
-                          <w:sz w:val="24"/>
-                          <w:szCs w:val="24"/>
-                        </w:rPr>
-                        <w:t xml:space="preserve">, including research on large GPU clusters: parallelism, mixed precision and long-context serving;</w:t>
+                        <w:t xml:space="preserve">LLM/multimodal training &amp; inference</w:t>
+                      </w:r>
+                      <w:r>
+                        <w:rPr>
+                          <w:sz w:val="24"/>
+                          <w:szCs w:val="24"/>
+                        </w:rPr>
+                        <w:t xml:space="preserve">: parallelism, mixed precision, long-context serving and KV/state caching;</w:t>
                       </w:r>
                     </w:p>
                     <w:p>
@@ -3312,7 +3220,7 @@
                           <w:sz w:val="24"/>
                           <w:szCs w:val="24"/>
                         </w:rPr>
-                        <w:t xml:space="preserve">Formulated mid/long-term technology strategy and investment portfolios (AI, HPC); led Singapore’s R&amp;D within a globally distributed institute (UK, Canada, Switzerland, Japan); hired and mentored researchers.</w:t>
+                        <w:t xml:space="preserve">Formulate mid/long-term technology strategy and investment portfolios (AI, HPC); lead Singapore’s R&amp;D within a globally distributed institute (UK, Canada, Switzerland, Japan); hire and mentor researchers.</w:t>
                       </w:r>
                     </w:p>
                     <w:p>
@@ -3381,30 +3289,14 @@
                           <w:sz w:val="24"/>
                           <w:szCs w:val="24"/>
                         </w:rPr>
-                        <w:t xml:space="preserve">Led R&amp;D of a 1.7B-parameter hybrid Mamba-Transformer MoE model</w:t>
-                      </w:r>
-                      <w:r>
-                        <w:rPr>
-                          <w:sz w:val="24"/>
-                          <w:szCs w:val="24"/>
-                        </w:rPr>
-                        <w:t xml:space="preserve"> for unified multimodal understanding and generation (0.39B active parameters): 15.8x faster prefill and 26% less memory than Qwen3.5-2B at 1M-token context. </w:t>
-                      </w:r>
-                      <w:r>
-                        <w:rPr>
-                          <w:b/>
-                          <w:bCs/>
-                          <w:sz w:val="24"/>
-                          <w:szCs w:val="24"/>
-                        </w:rPr>
-                        <w:t xml:space="preserve">Built a Kubernetes-based containerized GPU training cluster</w:t>
-                      </w:r>
-                      <w:r>
-                        <w:rPr>
-                          <w:sz w:val="24"/>
-                          <w:szCs w:val="24"/>
-                        </w:rPr>
-                        <w:t xml:space="preserve"> for its 6.3B version, with containerized training images and a private image registry.</w:t>
+                        <w:t xml:space="preserve">Built a unified KV/recurrent-state prefix cache for hybrid LLMs in vLLM</w:t>
+                      </w:r>
+                      <w:r>
+                        <w:rPr>
+                          <w:sz w:val="24"/>
+                          <w:szCs w:val="24"/>
+                        </w:rPr>
+                        <w:t xml:space="preserve">, restoring cached state with outputs bitwise-identical to recomputation.</w:t>
                       </w:r>
                     </w:p>
                     <w:p>
@@ -3423,10 +3315,19 @@
                       </w:pPr>
                       <w:r>
                         <w:rPr>
-                          <w:sz w:val="24"/>
-                          <w:szCs w:val="24"/>
-                        </w:rPr>
-                        <w:t xml:space="preserve">Founded a world-model research initiative: long-horizon video generation, real-time interactive world generation and 3D scene generation.</w:t>
+                          <w:b/>
+                          <w:bCs/>
+                          <w:sz w:val="24"/>
+                          <w:szCs w:val="24"/>
+                        </w:rPr>
+                        <w:t xml:space="preserve">Lead an agent memory systems program</w:t>
+                      </w:r>
+                      <w:r>
+                        <w:rPr>
+                          <w:sz w:val="24"/>
+                          <w:szCs w:val="24"/>
+                        </w:rPr>
+                        <w:t xml:space="preserve"> covering all three forms of agent memory: symbolic (cross-agent shared memory with learned write, read and eviction gating), latent (joint management of KV cache and recurrent states for hybrid models) and parametric (promoting and demoting knowledge between text, KV cache and LoRA across GPU, DRAM, SSD and HDD tiers).</w:t>
                       </w:r>
                     </w:p>
                     <w:p>
@@ -3445,10 +3346,35 @@
                       </w:pPr>
                       <w:r>
                         <w:rPr>
-                          <w:sz w:val="24"/>
-                          <w:szCs w:val="24"/>
-                        </w:rPr>
-                        <w:t xml:space="preserve">Founded and built the Singapore lab from the ground up (Singapore region: 40 staff), then handed it over to a Chief Expert; continue to lead a 5-person core team.</w:t>
+                          <w:b/>
+                          <w:bCs/>
+                          <w:sz w:val="24"/>
+                          <w:szCs w:val="24"/>
+                        </w:rPr>
+                        <w:t xml:space="preserve">Led R&amp;D of a 1.7B-parameter hybrid Mamba-Transformer MoE model</w:t>
+                      </w:r>
+                      <w:r>
+                        <w:rPr>
+                          <w:sz w:val="24"/>
+                          <w:szCs w:val="24"/>
+                        </w:rPr>
+                        <w:t xml:space="preserve"> for unified multimodal understanding and generation (0.39B active parameters): 15.8x faster prefill and 26% less memory than Qwen3.5-2B at 1M-token context. </w:t>
+                      </w:r>
+                      <w:r>
+                        <w:rPr>
+                          <w:b/>
+                          <w:bCs/>
+                          <w:sz w:val="24"/>
+                          <w:szCs w:val="24"/>
+                        </w:rPr>
+                        <w:t xml:space="preserve">Built a Kubernetes-based containerized GPU training cluster</w:t>
+                      </w:r>
+                      <w:r>
+                        <w:rPr>
+                          <w:sz w:val="24"/>
+                          <w:szCs w:val="24"/>
+                        </w:rPr>
+                        <w:t xml:space="preserve"> for its 6.3B version, with containerized training images and a private image registry.</w:t>
                       </w:r>
                     </w:p>
                     <w:p>
@@ -3470,180 +3396,7 @@
                           <w:sz w:val="24"/>
                           <w:szCs w:val="24"/>
                         </w:rPr>
-                        <w:t xml:space="preserve">Delivered 10+ partner projects (&gt;USD 10M) and filed 14 patents across AI, on-device intelligence, wearables and sensing.</w:t>
-                      </w:r>
-                    </w:p>
-                    <w:p>
-                      <w:pPr>
-                        <w:spacing w:after="0" w:line="240" w:lineRule="auto"/>
-                        <w:rPr>
-                          <w:sz w:val="28"/>
-                          <w:szCs w:val="28"/>
-                        </w:rPr>
-                      </w:pPr>
-                    </w:p>
-                    <w:p>
-                      <w:pPr>
-                        <w:tabs>
-                          <w:tab w:val="right" w:pos="8222"/>
-                        </w:tabs>
-                        <w:spacing w:after="0" w:line="240" w:lineRule="auto"/>
-                        <w:contextualSpacing/>
-                        <w:rPr>
-                          <w:b/>
-                          <w:sz w:val="24"/>
-                          <w:szCs w:val="24"/>
-                        </w:rPr>
-                      </w:pPr>
-                      <w:r>
-                        <w:rPr>
-                          <w:b/>
-                          <w:sz w:val="28"/>
-                          <w:szCs w:val="28"/>
-                        </w:rPr>
-                        <w:t>Singapore University of Tech. &amp; Design</w:t>
-                      </w:r>
-                      <w:r>
-                        <w:rPr>
-                          <w:b/>
-                          <w:sz w:val="24"/>
-                          <w:szCs w:val="24"/>
-                        </w:rPr>
-                        <w:tab/>
-                      </w:r>
-                      <w:r>
-                        <w:rPr>
-                          <w:b/>
-                          <w:sz w:val="24"/>
-                          <w:szCs w:val="24"/>
-                        </w:rPr>
-                        <w:t>July 2015</w:t>
-                      </w:r>
-                      <w:r>
-                        <w:rPr>
-                          <w:b/>
-                          <w:sz w:val="24"/>
-                          <w:szCs w:val="24"/>
-                        </w:rPr>
-                        <w:t xml:space="preserve"> – </w:t>
-                      </w:r>
-                      <w:r>
-                        <w:rPr>
-                          <w:b/>
-                          <w:sz w:val="24"/>
-                          <w:szCs w:val="24"/>
-                        </w:rPr>
-                        <w:t>Sept. 2018</w:t>
-                      </w:r>
-                    </w:p>
-                    <w:p>
-                      <w:pPr>
-                        <w:spacing w:after="0" w:line="240" w:lineRule="auto"/>
-                        <w:contextualSpacing/>
-                        <w:rPr>
-                          <w:i/>
-                          <w:sz w:val="24"/>
-                          <w:szCs w:val="24"/>
-                          <w:u w:val="single"/>
-                        </w:rPr>
-                      </w:pPr>
-                      <w:r>
-                        <w:rPr>
-                          <w:b/>
-                          <w:i/>
-                          <w:sz w:val="24"/>
-                          <w:szCs w:val="24"/>
-                          <w:u w:val="single"/>
-                        </w:rPr>
-                        <w:t>S</w:t>
-                      </w:r>
-                      <w:r>
-                        <w:rPr>
-                          <w:rFonts w:hint="eastAsia"/>
-                          <w:b/>
-                          <w:i/>
-                          <w:sz w:val="24"/>
-                          <w:szCs w:val="24"/>
-                          <w:u w:val="single"/>
-                        </w:rPr>
-                        <w:t>enior</w:t>
-                      </w:r>
-                      <w:r>
-                        <w:rPr>
-                          <w:b/>
-                          <w:i/>
-                          <w:sz w:val="24"/>
-                          <w:szCs w:val="24"/>
-                          <w:u w:val="single"/>
-                        </w:rPr>
-                        <w:t xml:space="preserve"> </w:t>
-                      </w:r>
-                      <w:r>
-                        <w:rPr>
-                          <w:b/>
-                          <w:i/>
-                          <w:sz w:val="24"/>
-                          <w:szCs w:val="24"/>
-                          <w:u w:val="single"/>
-                        </w:rPr>
-                        <w:t>Specialist</w:t>
-                      </w:r>
-                      <w:r>
-                        <w:rPr>
-                          <w:i/>
-                          <w:sz w:val="24"/>
-                          <w:szCs w:val="24"/>
-                          <w:u w:val="single"/>
-                        </w:rPr>
-                        <w:t>, Network Security &amp; AI</w:t>
-                      </w:r>
-                      <w:r>
-                        <w:rPr>
-                          <w:i/>
-                          <w:sz w:val="24"/>
-                          <w:szCs w:val="24"/>
-                          <w:u w:val="single"/>
-                        </w:rPr>
-                        <w:t xml:space="preserve"> </w:t>
-                      </w:r>
-                    </w:p>
-                    <w:p>
-                      <w:pPr>
-                        <w:spacing w:line="240" w:lineRule="auto"/>
-                        <w:contextualSpacing/>
-                        <w:jc w:val="both"/>
-                        <w:rPr>
-                          <w:sz w:val="24"/>
-                          <w:szCs w:val="24"/>
-                        </w:rPr>
-                      </w:pPr>
-                      <w:r>
-                        <w:rPr>
-                          <w:sz w:val="24"/>
-                          <w:szCs w:val="24"/>
-                        </w:rPr>
-                        <w:t xml:space="preserve">Led research on network security and AI; designed, built and operated the SUTD AI Lab, a research testbed (tens of racks) and hybrid cloud infrastructure (thousands of VMs).</w:t>
-                      </w:r>
-                    </w:p>
-                    <w:p>
-                      <w:pPr>
-                        <w:spacing w:after="0" w:line="240" w:lineRule="auto"/>
-                        <w:ind w:left="284"/>
-                        <w:contextualSpacing/>
-                        <w:jc w:val="both"/>
-                        <w:rPr>
-                          <w:b/>
-                          <w:sz w:val="24"/>
-                          <w:szCs w:val="24"/>
-                        </w:rPr>
-                      </w:pPr>
-                      <w:r>
-                        <w:rPr>
-                          <w:b/>
-                          <w:sz w:val="24"/>
-                          <w:szCs w:val="24"/>
-                        </w:rPr>
-                        <w:t xml:space="preserve">Key Achievements: </w:t>
+                        <w:t xml:space="preserve">Founded and lead a world-model research initiative: long-horizon video generation, real-time interactive world generation and 3D scene generation.</w:t>
                       </w:r>
                     </w:p>
                     <w:p>
@@ -3665,7 +3418,7 @@
                           <w:sz w:val="24"/>
                           <w:szCs w:val="24"/>
                         </w:rPr>
-                        <w:t xml:space="preserve">Delivered a MINDEF-sponsored research project (SGD 4.677M); led the CISDeM project with 7 research tracks and a team of 20 (8 research fellows, 12 research assistants).</w:t>
+                        <w:t xml:space="preserve">Founded and built the Singapore lab from the ground up (Singapore region: 40 staff), then handed it over to a Chief Expert; currently lead a 5-person core team.</w:t>
                       </w:r>
                     </w:p>
                     <w:p>
@@ -3687,7 +3440,350 @@
                           <w:sz w:val="24"/>
                           <w:szCs w:val="24"/>
                         </w:rPr>
+                        <w:t xml:space="preserve">Delivered 10+ partner projects (&gt;USD 10M) and filed 14 patents across AI, on-device intelligence, wearables and sensing.</w:t>
+                      </w:r>
+                    </w:p>
+                    <w:p>
+                      <w:pPr>
+                        <w:spacing w:after="0" w:line="240" w:lineRule="auto"/>
+                        <w:rPr>
+                          <w:sz w:val="28"/>
+                          <w:szCs w:val="28"/>
+                        </w:rPr>
+                      </w:pPr>
+                    </w:p>
+                    <w:p>
+                      <w:pPr>
+                        <w:tabs>
+                          <w:tab w:val="right" w:pos="8222"/>
+                        </w:tabs>
+                        <w:spacing w:after="0" w:line="240" w:lineRule="auto"/>
+                        <w:contextualSpacing/>
+                        <w:rPr>
+                          <w:b/>
+                          <w:sz w:val="24"/>
+                          <w:szCs w:val="24"/>
+                        </w:rPr>
+                      </w:pPr>
+                      <w:r>
+                        <w:rPr>
+                          <w:b/>
+                          <w:sz w:val="28"/>
+                          <w:szCs w:val="28"/>
+                        </w:rPr>
+                        <w:t>Singapore University of Tech. &amp; Design</w:t>
+                      </w:r>
+                      <w:r>
+                        <w:rPr>
+                          <w:b/>
+                          <w:sz w:val="24"/>
+                          <w:szCs w:val="24"/>
+                        </w:rPr>
+                        <w:tab/>
+                      </w:r>
+                      <w:r>
+                        <w:rPr>
+                          <w:b/>
+                          <w:sz w:val="24"/>
+                          <w:szCs w:val="24"/>
+                        </w:rPr>
+                        <w:t>July 2015</w:t>
+                      </w:r>
+                      <w:r>
+                        <w:rPr>
+                          <w:b/>
+                          <w:sz w:val="24"/>
+                          <w:szCs w:val="24"/>
+                        </w:rPr>
+                        <w:t xml:space="preserve"> – </w:t>
+                      </w:r>
+                      <w:r>
+                        <w:rPr>
+                          <w:b/>
+                          <w:sz w:val="24"/>
+                          <w:szCs w:val="24"/>
+                        </w:rPr>
+                        <w:t>Sept. 2018</w:t>
+                      </w:r>
+                    </w:p>
+                    <w:p>
+                      <w:pPr>
+                        <w:spacing w:after="0" w:line="240" w:lineRule="auto"/>
+                        <w:contextualSpacing/>
+                        <w:rPr>
+                          <w:i/>
+                          <w:sz w:val="24"/>
+                          <w:szCs w:val="24"/>
+                          <w:u w:val="single"/>
+                        </w:rPr>
+                      </w:pPr>
+                      <w:r>
+                        <w:rPr>
+                          <w:b/>
+                          <w:i/>
+                          <w:sz w:val="24"/>
+                          <w:szCs w:val="24"/>
+                          <w:u w:val="single"/>
+                        </w:rPr>
+                        <w:t>S</w:t>
+                      </w:r>
+                      <w:r>
+                        <w:rPr>
+                          <w:rFonts w:hint="eastAsia"/>
+                          <w:b/>
+                          <w:i/>
+                          <w:sz w:val="24"/>
+                          <w:szCs w:val="24"/>
+                          <w:u w:val="single"/>
+                        </w:rPr>
+                        <w:t>enior</w:t>
+                      </w:r>
+                      <w:r>
+                        <w:rPr>
+                          <w:b/>
+                          <w:i/>
+                          <w:sz w:val="24"/>
+                          <w:szCs w:val="24"/>
+                          <w:u w:val="single"/>
+                        </w:rPr>
+                        <w:t xml:space="preserve"> </w:t>
+                      </w:r>
+                      <w:r>
+                        <w:rPr>
+                          <w:b/>
+                          <w:i/>
+                          <w:sz w:val="24"/>
+                          <w:szCs w:val="24"/>
+                          <w:u w:val="single"/>
+                        </w:rPr>
+                        <w:t>Specialist</w:t>
+                      </w:r>
+                      <w:r>
+                        <w:rPr>
+                          <w:i/>
+                          <w:sz w:val="24"/>
+                          <w:szCs w:val="24"/>
+                          <w:u w:val="single"/>
+                        </w:rPr>
+                        <w:t>, Network Security &amp; AI</w:t>
+                      </w:r>
+                      <w:r>
+                        <w:rPr>
+                          <w:i/>
+                          <w:sz w:val="24"/>
+                          <w:szCs w:val="24"/>
+                          <w:u w:val="single"/>
+                        </w:rPr>
+                        <w:t xml:space="preserve"> </w:t>
+                      </w:r>
+                    </w:p>
+                    <w:p>
+                      <w:pPr>
+                        <w:spacing w:line="240" w:lineRule="auto"/>
+                        <w:contextualSpacing/>
+                        <w:jc w:val="both"/>
+                        <w:rPr>
+                          <w:sz w:val="24"/>
+                          <w:szCs w:val="24"/>
+                        </w:rPr>
+                      </w:pPr>
+                      <w:r>
+                        <w:rPr>
+                          <w:sz w:val="24"/>
+                          <w:szCs w:val="24"/>
+                        </w:rPr>
+                        <w:t xml:space="preserve">Led research on network security and AI; designed, built and operated the SUTD AI Lab, a research testbed (tens of racks) and hybrid cloud infrastructure (thousands of VMs).</w:t>
+                      </w:r>
+                    </w:p>
+                    <w:p>
+                      <w:pPr>
+                        <w:spacing w:after="0" w:line="240" w:lineRule="auto"/>
+                        <w:ind w:left="284"/>
+                        <w:contextualSpacing/>
+                        <w:jc w:val="both"/>
+                        <w:rPr>
+                          <w:b/>
+                          <w:sz w:val="24"/>
+                          <w:szCs w:val="24"/>
+                        </w:rPr>
+                      </w:pPr>
+                      <w:r>
+                        <w:rPr>
+                          <w:b/>
+                          <w:sz w:val="24"/>
+                          <w:szCs w:val="24"/>
+                        </w:rPr>
+                        <w:t xml:space="preserve">Key Achievements: </w:t>
+                      </w:r>
+                    </w:p>
+                    <w:p>
+                      <w:pPr>
+                        <w:pStyle w:val="ListParagraph"/>
+                        <w:numPr>
+                          <w:ilvl w:val="0"/>
+                          <w:numId w:val="4"/>
+                        </w:numPr>
+                        <w:spacing w:after="0" w:line="240" w:lineRule="auto"/>
+                        <w:ind w:left="709" w:hanging="425"/>
+                        <w:rPr>
+                          <w:sz w:val="24"/>
+                          <w:szCs w:val="24"/>
+                        </w:rPr>
+                      </w:pPr>
+                      <w:r>
+                        <w:rPr>
+                          <w:sz w:val="24"/>
+                          <w:szCs w:val="24"/>
+                        </w:rPr>
+                        <w:t xml:space="preserve">Delivered a MINDEF-sponsored research project (SGD 4.677M); led the CISDeM project with 7 research tracks and a team of 20 (8 research fellows, 12 research assistants).</w:t>
+                      </w:r>
+                    </w:p>
+                    <w:p>
+                      <w:pPr>
+                        <w:pStyle w:val="ListParagraph"/>
+                        <w:numPr>
+                          <w:ilvl w:val="0"/>
+                          <w:numId w:val="4"/>
+                        </w:numPr>
+                        <w:spacing w:after="0" w:line="240" w:lineRule="auto"/>
+                        <w:ind w:left="709" w:hanging="425"/>
+                        <w:rPr>
+                          <w:sz w:val="24"/>
+                          <w:szCs w:val="24"/>
+                        </w:rPr>
+                      </w:pPr>
+                      <w:r>
+                        <w:rPr>
+                          <w:sz w:val="24"/>
+                          <w:szCs w:val="24"/>
+                        </w:rPr>
                         <w:t xml:space="preserve">Designed a next-generation Security Operation Center framework combining big data, IDS, SDN, NFV and machine learning.</w:t>
+                      </w:r>
+                    </w:p>
+                    <w:p>
+                      <w:pPr>
+                        <w:spacing w:after="0" w:line="240" w:lineRule="auto"/>
+                        <w:rPr>
+                          <w:sz w:val="28"/>
+                          <w:szCs w:val="28"/>
+                        </w:rPr>
+                      </w:pPr>
+                    </w:p>
+                    <w:p>
+                      <w:pPr>
+                        <w:tabs>
+                          <w:tab w:val="right" w:pos="8222"/>
+                        </w:tabs>
+                        <w:spacing w:after="0" w:line="240" w:lineRule="auto"/>
+                        <w:contextualSpacing/>
+                        <w:rPr>
+                          <w:b/>
+                          <w:sz w:val="24"/>
+                          <w:szCs w:val="24"/>
+                        </w:rPr>
+                      </w:pPr>
+                      <w:r>
+                        <w:rPr>
+                          <w:b/>
+                          <w:sz w:val="28"/>
+                          <w:szCs w:val="28"/>
+                        </w:rPr>
+                        <w:t xml:space="preserve">Institute for </w:t>
+                      </w:r>
+                      <w:proofErr w:type="spellStart"/>
+                      <w:r>
+                        <w:rPr>
+                          <w:b/>
+                          <w:sz w:val="28"/>
+                          <w:szCs w:val="28"/>
+                        </w:rPr>
+                        <w:t>Infocomm</w:t>
+                      </w:r>
+                      <w:proofErr w:type="spellEnd"/>
+                      <w:r>
+                        <w:rPr>
+                          <w:b/>
+                          <w:sz w:val="28"/>
+                          <w:szCs w:val="28"/>
+                        </w:rPr>
+                        <w:t xml:space="preserve"> Research, A*STAR</w:t>
+                      </w:r>
+                      <w:r>
+                        <w:rPr>
+                          <w:b/>
+                          <w:sz w:val="24"/>
+                          <w:szCs w:val="24"/>
+                        </w:rPr>
+                        <w:tab/>
+                        <w:t xml:space="preserve">Feb 2011 – </w:t>
+                      </w:r>
+                      <w:r>
+                        <w:rPr>
+                          <w:b/>
+                          <w:sz w:val="24"/>
+                          <w:szCs w:val="24"/>
+                        </w:rPr>
+                        <w:t>June 2015</w:t>
+                      </w:r>
+                    </w:p>
+                    <w:p>
+                      <w:pPr>
+                        <w:spacing w:after="0" w:line="240" w:lineRule="auto"/>
+                        <w:contextualSpacing/>
+                        <w:rPr>
+                          <w:i/>
+                          <w:sz w:val="24"/>
+                          <w:szCs w:val="24"/>
+                          <w:u w:val="single"/>
+                        </w:rPr>
+                      </w:pPr>
+                      <w:r>
+                        <w:rPr>
+                          <w:rFonts w:hint="eastAsia"/>
+                          <w:b/>
+                          <w:i/>
+                          <w:sz w:val="24"/>
+                          <w:szCs w:val="24"/>
+                          <w:u w:val="single"/>
+                        </w:rPr>
+                        <w:t>S</w:t>
+                      </w:r>
+                      <w:r>
+                        <w:rPr>
+                          <w:b/>
+                          <w:i/>
+                          <w:sz w:val="24"/>
+                          <w:szCs w:val="24"/>
+                          <w:u w:val="single"/>
+                        </w:rPr>
+                        <w:t>cientist</w:t>
+                      </w:r>
+                      <w:r>
+                        <w:rPr>
+                          <w:i/>
+                          <w:sz w:val="24"/>
+                          <w:szCs w:val="24"/>
+                          <w:u w:val="single"/>
+                        </w:rPr>
+                        <w:t>, Data Center Networks &amp; SDN Technologies</w:t>
+                      </w:r>
+                    </w:p>
+                    <w:p>
+                      <w:pPr>
+                        <w:spacing w:line="240" w:lineRule="auto"/>
+                        <w:contextualSpacing/>
+                        <w:jc w:val="both"/>
+                        <w:rPr>
+                          <w:sz w:val="24"/>
+                          <w:szCs w:val="24"/>
+                        </w:rPr>
+                      </w:pPr>
+                      <w:r>
+                        <w:rPr>
+                          <w:sz w:val="24"/>
+                          <w:szCs w:val="24"/>
+                        </w:rPr>
+                        <w:t xml:space="preserve">Research on optical switching for large-scale data centers and supercomputers, SDN and NFV. Delivered 3 industry/research projects and a photonic switch prototype for large-scale data centers; 10 peer-reviewed papers and 1 patent.</w:t>
                       </w:r>
                     </w:p>
                   </w:txbxContent>
@@ -3957,132 +4053,6 @@
                               <w:tabs>
                                 <w:tab w:val="right" w:pos="8222"/>
                               </w:tabs>
-                              <w:spacing w:after="0" w:line="240" w:lineRule="auto"/>
-                              <w:contextualSpacing/>
-                              <w:rPr>
-                                <w:b/>
-                                <w:sz w:val="24"/>
-                                <w:szCs w:val="24"/>
-                              </w:rPr>
-                            </w:pPr>
-                            <w:r>
-                              <w:rPr>
-                                <w:b/>
-                                <w:sz w:val="28"/>
-                                <w:szCs w:val="28"/>
-                              </w:rPr>
-                              <w:t xml:space="preserve">Institute for </w:t>
-                            </w:r>
-                            <w:proofErr w:type="spellStart"/>
-                            <w:r>
-                              <w:rPr>
-                                <w:b/>
-                                <w:sz w:val="28"/>
-                                <w:szCs w:val="28"/>
-                              </w:rPr>
-                              <w:t>Infocomm</w:t>
-                            </w:r>
-                            <w:proofErr w:type="spellEnd"/>
-                            <w:r>
-                              <w:rPr>
-                                <w:b/>
-                                <w:sz w:val="28"/>
-                                <w:szCs w:val="28"/>
-                              </w:rPr>
-                              <w:t xml:space="preserve"> Research, A*STAR</w:t>
-                            </w:r>
-                            <w:r>
-                              <w:rPr>
-                                <w:b/>
-                                <w:sz w:val="24"/>
-                                <w:szCs w:val="24"/>
-                              </w:rPr>
-                              <w:tab/>
-                              <w:t xml:space="preserve">Feb 2011 – </w:t>
-                            </w:r>
-                            <w:r>
-                              <w:rPr>
-                                <w:b/>
-                                <w:sz w:val="24"/>
-                                <w:szCs w:val="24"/>
-                              </w:rPr>
-                              <w:t>June 2015</w:t>
-                            </w:r>
-                          </w:p>
-                          <w:p>
-                            <w:pPr>
-                              <w:spacing w:after="0" w:line="240" w:lineRule="auto"/>
-                              <w:contextualSpacing/>
-                              <w:rPr>
-                                <w:i/>
-                                <w:sz w:val="24"/>
-                                <w:szCs w:val="24"/>
-                                <w:u w:val="single"/>
-                              </w:rPr>
-                            </w:pPr>
-                            <w:r>
-                              <w:rPr>
-                                <w:rFonts w:hint="eastAsia"/>
-                                <w:b/>
-                                <w:i/>
-                                <w:sz w:val="24"/>
-                                <w:szCs w:val="24"/>
-                                <w:u w:val="single"/>
-                              </w:rPr>
-                              <w:t>S</w:t>
-                            </w:r>
-                            <w:r>
-                              <w:rPr>
-                                <w:b/>
-                                <w:i/>
-                                <w:sz w:val="24"/>
-                                <w:szCs w:val="24"/>
-                                <w:u w:val="single"/>
-                              </w:rPr>
-                              <w:t>cientist</w:t>
-                            </w:r>
-                            <w:r>
-                              <w:rPr>
-                                <w:i/>
-                                <w:sz w:val="24"/>
-                                <w:szCs w:val="24"/>
-                                <w:u w:val="single"/>
-                              </w:rPr>
-                              <w:t>, Data Center Networks &amp; SDN Technologies</w:t>
-                            </w:r>
-                          </w:p>
-                          <w:p>
-                            <w:pPr>
-                              <w:spacing w:line="240" w:lineRule="auto"/>
-                              <w:contextualSpacing/>
-                              <w:jc w:val="both"/>
-                              <w:rPr>
-                                <w:sz w:val="24"/>
-                                <w:szCs w:val="24"/>
-                              </w:rPr>
-                            </w:pPr>
-                            <w:r>
-                              <w:rPr>
-                                <w:sz w:val="24"/>
-                                <w:szCs w:val="24"/>
-                              </w:rPr>
-                              <w:t xml:space="preserve">Research on optical switching for large-scale data centers and supercomputers, SDN and NFV. Delivered 3 industry/research projects and a photonic switch prototype for large-scale data centers; 10 peer-reviewed papers and 1 patent.</w:t>
-                            </w:r>
-                          </w:p>
-                          <w:p>
-                            <w:pPr>
-                              <w:spacing w:after="0" w:line="240" w:lineRule="auto"/>
-                              <w:rPr>
-                                <w:sz w:val="28"/>
-                                <w:szCs w:val="28"/>
-                              </w:rPr>
-                            </w:pPr>
-                          </w:p>
-                          <w:p>
-                            <w:pPr>
-                              <w:tabs>
-                                <w:tab w:val="right" w:pos="8222"/>
-                              </w:tabs>
                               <w:spacing w:after="120" w:line="240" w:lineRule="auto"/>
                               <w:contextualSpacing/>
                               <w:rPr>
@@ -5211,132 +5181,6 @@
               <v:shape w14:anchorId="2B066DE8" id="Text Box 12" o:spid="_x0000_s1029" type="#_x0000_t202" style="position:absolute;margin-left:92.25pt;margin-top:-66.55pt;width:428.15pt;height:831pt;z-index:251658246;visibility:visible;mso-wrap-style:square;mso-width-percent:0;mso-height-percent:0;mso-wrap-distance-left:9pt;mso-wrap-distance-top:0;mso-wrap-distance-right:9pt;mso-wrap-distance-bottom:0;mso-position-horizontal:absolute;mso-position-horizontal-relative:text;mso-position-vertical:absolute;mso-position-vertical-relative:text;mso-width-percent:0;mso-height-percent:0;mso-width-relative:margin;mso-height-relative:margin;v-text-anchor:top" o:gfxdata="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" stroked="f">
                 <v:textbox>
                   <w:txbxContent>
-                    <w:p>
-                      <w:pPr>
-                        <w:tabs>
-                          <w:tab w:val="right" w:pos="8222"/>
-                        </w:tabs>
-                        <w:spacing w:after="0" w:line="240" w:lineRule="auto"/>
-                        <w:contextualSpacing/>
-                        <w:rPr>
-                          <w:b/>
-                          <w:sz w:val="24"/>
-                          <w:szCs w:val="24"/>
-                        </w:rPr>
-                      </w:pPr>
-                      <w:r>
-                        <w:rPr>
-                          <w:b/>
-                          <w:sz w:val="28"/>
-                          <w:szCs w:val="28"/>
-                        </w:rPr>
-                        <w:t xml:space="preserve">Institute for </w:t>
-                      </w:r>
-                      <w:proofErr w:type="spellStart"/>
-                      <w:r>
-                        <w:rPr>
-                          <w:b/>
-                          <w:sz w:val="28"/>
-                          <w:szCs w:val="28"/>
-                        </w:rPr>
-                        <w:t>Infocomm</w:t>
-                      </w:r>
-                      <w:proofErr w:type="spellEnd"/>
-                      <w:r>
-                        <w:rPr>
-                          <w:b/>
-                          <w:sz w:val="28"/>
-                          <w:szCs w:val="28"/>
-                        </w:rPr>
-                        <w:t xml:space="preserve"> Research, A*STAR</w:t>
-                      </w:r>
-                      <w:r>
-                        <w:rPr>
-                          <w:b/>
-                          <w:sz w:val="24"/>
-                          <w:szCs w:val="24"/>
-                        </w:rPr>
-                        <w:tab/>
-                        <w:t xml:space="preserve">Feb 2011 – </w:t>
-                      </w:r>
-                      <w:r>
-                        <w:rPr>
-                          <w:b/>
-                          <w:sz w:val="24"/>
-                          <w:szCs w:val="24"/>
-                        </w:rPr>
-                        <w:t>June 2015</w:t>
-                      </w:r>
-                    </w:p>
-                    <w:p>
-                      <w:pPr>
-                        <w:spacing w:after="0" w:line="240" w:lineRule="auto"/>
-                        <w:contextualSpacing/>
-                        <w:rPr>
-                          <w:i/>
-                          <w:sz w:val="24"/>
-                          <w:szCs w:val="24"/>
-                          <w:u w:val="single"/>
-                        </w:rPr>
-                      </w:pPr>
-                      <w:r>
-                        <w:rPr>
-                          <w:rFonts w:hint="eastAsia"/>
-                          <w:b/>
-                          <w:i/>
-                          <w:sz w:val="24"/>
-                          <w:szCs w:val="24"/>
-                          <w:u w:val="single"/>
-                        </w:rPr>
-                        <w:t>S</w:t>
-                      </w:r>
-                      <w:r>
-                        <w:rPr>
-                          <w:b/>
-                          <w:i/>
-                          <w:sz w:val="24"/>
-                          <w:szCs w:val="24"/>
-                          <w:u w:val="single"/>
-                        </w:rPr>
-                        <w:t>cientist</w:t>
-                      </w:r>
-                      <w:r>
-                        <w:rPr>
-                          <w:i/>
-                          <w:sz w:val="24"/>
-                          <w:szCs w:val="24"/>
-                          <w:u w:val="single"/>
-                        </w:rPr>
-                        <w:t>, Data Center Networks &amp; SDN Technologies</w:t>
-                      </w:r>
-                    </w:p>
-                    <w:p>
-                      <w:pPr>
-                        <w:spacing w:line="240" w:lineRule="auto"/>
-                        <w:contextualSpacing/>
-                        <w:jc w:val="both"/>
-                        <w:rPr>
-                          <w:sz w:val="24"/>
-                          <w:szCs w:val="24"/>
-                        </w:rPr>
-                      </w:pPr>
-                      <w:r>
-                        <w:rPr>
-                          <w:sz w:val="24"/>
-                          <w:szCs w:val="24"/>
-                        </w:rPr>
-                        <w:t xml:space="preserve">Research on optical switching for large-scale data centers and supercomputers, SDN and NFV. Delivered 3 industry/research projects and a photonic switch prototype for large-scale data centers; 10 peer-reviewed papers and 1 patent.</w:t>
-                      </w:r>
-                    </w:p>
-                    <w:p>
-                      <w:pPr>
-                        <w:spacing w:after="0" w:line="240" w:lineRule="auto"/>
-                        <w:rPr>
-                          <w:sz w:val="28"/>
-                          <w:szCs w:val="28"/>
-                        </w:rPr>
-                      </w:pPr>
-                    </w:p>
                     <w:p>
                       <w:pPr>
                         <w:tabs>
